--- a/Daily Reports/08_09_2026-CBOT Reports.docx
+++ b/Daily Reports/08_09_2026-CBOT Reports.docx
@@ -104,7 +104,7 @@
           <w:color w:val="5C768D"/>
           <w:sz w:val="19"/>
         </w:rPr>
-        <w:t>Cập nhật tự động qua `macro_tracker.py` vào lúc 00:03 ICT ngày 08/09/2026</w:t>
+        <w:t>Cập nhật tự động qua `macro_tracker.py` vào lúc 01:01 ICT ngày 08/09/2026</w:t>
       </w:r>
     </w:p>
     <w:tbl>
@@ -442,7 +442,7 @@
               <w:rPr>
                 <w:b/>
               </w:rPr>
-              <w:t>98.87</w:t>
+              <w:t>98.91</w:t>
             </w:r>
           </w:p>
         </w:tc>
@@ -473,7 +473,7 @@
               <w:rPr>
                 <w:b/>
               </w:rPr>
-              <w:t>-0.29%</w:t>
+              <w:t>-0.26%</w:t>
             </w:r>
           </w:p>
         </w:tc>
@@ -1227,7 +1227,7 @@
         <w:rPr>
           <w:b/>
         </w:rPr>
-        <w:t>`98.87` (-0.29%)</w:t>
+        <w:t>`98.91` (-0.26%)</w:t>
       </w:r>
       <w:r>
         <w:t xml:space="preserve"> | Lúa mì CBOT: </w:t>
@@ -1306,7 +1306,7 @@
           <w:color w:val="5C768D"/>
           <w:sz w:val="19"/>
         </w:rPr>
-        <w:t>Cập nhật tự động lúc 00:03 ICT ngày 08/09/2026 — Nguồn: NOAA, USDA, BOM Australia</w:t>
+        <w:t>Cập nhật tự động lúc 01:01 ICT ngày 08/09/2026 — Nguồn: NOAA, USDA, BOM Australia</w:t>
       </w:r>
     </w:p>
     <w:p>
@@ -3605,7 +3605,7 @@
               <w:rPr>
                 <w:b/>
               </w:rPr>
-              <w:t>538.51 (+1.76)</w:t>
+              <w:t>538.49 (+1.74)</w:t>
             </w:r>
           </w:p>
         </w:tc>
@@ -3853,7 +3853,7 @@
               <w:rPr>
                 <w:b/>
               </w:rPr>
-              <w:t>737.31 (+3.31)</w:t>
+              <w:t>737.28 (+3.28)</w:t>
             </w:r>
           </w:p>
         </w:tc>
@@ -11614,10 +11614,10 @@
         <w:rPr>
           <w:b/>
         </w:rPr>
-        <w:t>`538.51 cents`</w:t>
+        <w:t>`538.49 cents`</w:t>
       </w:r>
       <w:r>
-        <w:t xml:space="preserve"> (+1.76).</w:t>
+        <w:t xml:space="preserve"> (+1.74).</w:t>
       </w:r>
     </w:p>
     <w:p>
@@ -12104,7 +12104,7 @@
               <w:rPr>
                 <w:b/>
               </w:rPr>
-              <w:t>98.87</w:t>
+              <w:t>98.91</w:t>
             </w:r>
           </w:p>
         </w:tc>
@@ -12135,7 +12135,7 @@
               <w:rPr>
                 <w:b/>
               </w:rPr>
-              <w:t>-0.29%</w:t>
+              <w:t>-0.26%</w:t>
             </w:r>
           </w:p>
         </w:tc>
@@ -21796,10 +21796,10 @@
         <w:rPr>
           <w:b/>
         </w:rPr>
-        <w:t>`737.31 cents`</w:t>
+        <w:t>`737.28 cents`</w:t>
       </w:r>
       <w:r>
-        <w:t xml:space="preserve"> (+3.31).</w:t>
+        <w:t xml:space="preserve"> (+3.28).</w:t>
       </w:r>
     </w:p>
     <w:p>
@@ -22286,7 +22286,7 @@
               <w:rPr>
                 <w:b/>
               </w:rPr>
-              <w:t>98.87</w:t>
+              <w:t>98.91</w:t>
             </w:r>
           </w:p>
         </w:tc>
@@ -22317,7 +22317,7 @@
               <w:rPr>
                 <w:b/>
               </w:rPr>
-              <w:t>-0.29%</w:t>
+              <w:t>-0.26%</w:t>
             </w:r>
           </w:p>
         </w:tc>

--- a/Daily Reports/08_09_2026-CBOT Reports.docx
+++ b/Daily Reports/08_09_2026-CBOT Reports.docx
@@ -104,7 +104,7 @@
           <w:color w:val="5C768D"/>
           <w:sz w:val="19"/>
         </w:rPr>
-        <w:t>Cập nhật tự động qua `macro_tracker.py` vào lúc 01:01 ICT ngày 08/09/2026</w:t>
+        <w:t>Cập nhật tự động qua `macro_tracker.py` vào lúc 02:01 ICT ngày 08/09/2026</w:t>
       </w:r>
     </w:p>
     <w:tbl>
@@ -442,7 +442,7 @@
               <w:rPr>
                 <w:b/>
               </w:rPr>
-              <w:t>98.91</w:t>
+              <w:t>98.92</w:t>
             </w:r>
           </w:p>
         </w:tc>
@@ -473,7 +473,7 @@
               <w:rPr>
                 <w:b/>
               </w:rPr>
-              <w:t>-0.26%</w:t>
+              <w:t>-0.25%</w:t>
             </w:r>
           </w:p>
         </w:tc>
@@ -1227,7 +1227,7 @@
         <w:rPr>
           <w:b/>
         </w:rPr>
-        <w:t>`98.91` (-0.26%)</w:t>
+        <w:t>`98.92` (-0.25%)</w:t>
       </w:r>
       <w:r>
         <w:t xml:space="preserve"> | Lúa mì CBOT: </w:t>
@@ -1306,7 +1306,7 @@
           <w:color w:val="5C768D"/>
           <w:sz w:val="19"/>
         </w:rPr>
-        <w:t>Cập nhật tự động lúc 01:01 ICT ngày 08/09/2026 — Nguồn: NOAA, USDA, BOM Australia</w:t>
+        <w:t>Cập nhật tự động lúc 02:01 ICT ngày 08/09/2026 — Nguồn: NOAA, USDA, BOM Australia</w:t>
       </w:r>
     </w:p>
     <w:p>
@@ -3853,7 +3853,7 @@
               <w:rPr>
                 <w:b/>
               </w:rPr>
-              <w:t>737.28 (+3.28)</w:t>
+              <w:t>737.27 (+3.27)</w:t>
             </w:r>
           </w:p>
         </w:tc>
@@ -12104,7 +12104,7 @@
               <w:rPr>
                 <w:b/>
               </w:rPr>
-              <w:t>98.91</w:t>
+              <w:t>98.92</w:t>
             </w:r>
           </w:p>
         </w:tc>
@@ -12135,7 +12135,7 @@
               <w:rPr>
                 <w:b/>
               </w:rPr>
-              <w:t>-0.26%</w:t>
+              <w:t>-0.25%</w:t>
             </w:r>
           </w:p>
         </w:tc>
@@ -21796,10 +21796,10 @@
         <w:rPr>
           <w:b/>
         </w:rPr>
-        <w:t>`737.28 cents`</w:t>
+        <w:t>`737.27 cents`</w:t>
       </w:r>
       <w:r>
-        <w:t xml:space="preserve"> (+3.28).</w:t>
+        <w:t xml:space="preserve"> (+3.27).</w:t>
       </w:r>
     </w:p>
     <w:p>
@@ -22286,7 +22286,7 @@
               <w:rPr>
                 <w:b/>
               </w:rPr>
-              <w:t>98.91</w:t>
+              <w:t>98.92</w:t>
             </w:r>
           </w:p>
         </w:tc>
@@ -22317,7 +22317,7 @@
               <w:rPr>
                 <w:b/>
               </w:rPr>
-              <w:t>-0.26%</w:t>
+              <w:t>-0.25%</w:t>
             </w:r>
           </w:p>
         </w:tc>

--- a/Daily Reports/08_09_2026-CBOT Reports.docx
+++ b/Daily Reports/08_09_2026-CBOT Reports.docx
@@ -104,7 +104,7 @@
           <w:color w:val="5C768D"/>
           <w:sz w:val="19"/>
         </w:rPr>
-        <w:t>Cập nhật tự động qua `macro_tracker.py` vào lúc 02:01 ICT ngày 08/09/2026</w:t>
+        <w:t>Cập nhật tự động qua `macro_tracker.py` vào lúc 03:01 ICT ngày 08/09/2026</w:t>
       </w:r>
     </w:p>
     <w:tbl>
@@ -442,7 +442,7 @@
               <w:rPr>
                 <w:b/>
               </w:rPr>
-              <w:t>98.92</w:t>
+              <w:t>99.18</w:t>
             </w:r>
           </w:p>
         </w:tc>
@@ -473,7 +473,7 @@
               <w:rPr>
                 <w:b/>
               </w:rPr>
-              <w:t>-0.25%</w:t>
+              <w:t>+0.02%</w:t>
             </w:r>
           </w:p>
         </w:tc>
@@ -1227,7 +1227,7 @@
         <w:rPr>
           <w:b/>
         </w:rPr>
-        <w:t>`98.92` (-0.25%)</w:t>
+        <w:t>`99.18` (+0.02%)</w:t>
       </w:r>
       <w:r>
         <w:t xml:space="preserve"> | Lúa mì CBOT: </w:t>
@@ -1306,7 +1306,7 @@
           <w:color w:val="5C768D"/>
           <w:sz w:val="19"/>
         </w:rPr>
-        <w:t>Cập nhật tự động lúc 02:01 ICT ngày 08/09/2026 — Nguồn: NOAA, USDA, BOM Australia</w:t>
+        <w:t>Cập nhật tự động lúc 03:01 ICT ngày 08/09/2026 — Nguồn: NOAA, USDA, BOM Australia</w:t>
       </w:r>
     </w:p>
     <w:p>
@@ -3605,7 +3605,7 @@
               <w:rPr>
                 <w:b/>
               </w:rPr>
-              <w:t>538.49 (+1.74)</w:t>
+              <w:t>538.36 (+1.61)</w:t>
             </w:r>
           </w:p>
         </w:tc>
@@ -3853,7 +3853,7 @@
               <w:rPr>
                 <w:b/>
               </w:rPr>
-              <w:t>737.27 (+3.27)</w:t>
+              <w:t>737.02 (+3.02)</w:t>
             </w:r>
           </w:p>
         </w:tc>
@@ -11614,10 +11614,10 @@
         <w:rPr>
           <w:b/>
         </w:rPr>
-        <w:t>`538.49 cents`</w:t>
+        <w:t>`538.36 cents`</w:t>
       </w:r>
       <w:r>
-        <w:t xml:space="preserve"> (+1.74).</w:t>
+        <w:t xml:space="preserve"> (+1.61).</w:t>
       </w:r>
     </w:p>
     <w:p>
@@ -12104,7 +12104,7 @@
               <w:rPr>
                 <w:b/>
               </w:rPr>
-              <w:t>98.92</w:t>
+              <w:t>99.18</w:t>
             </w:r>
           </w:p>
         </w:tc>
@@ -12135,7 +12135,7 @@
               <w:rPr>
                 <w:b/>
               </w:rPr>
-              <w:t>-0.25%</w:t>
+              <w:t>+0.02%</w:t>
             </w:r>
           </w:p>
         </w:tc>
@@ -12163,7 +12163,7 @@
             </w:pPr>
             <w:r/>
             <w:r>
-              <w:t>DXY Giảm hỗ trợ xuất khẩu ngô Mỹ cạnh tranh tốt hơn.</w:t>
+              <w:t>DXY Tăng làm giảm sức cạnh tranh xuất khẩu của ngô Mỹ so với Brazil/Argentina.</w:t>
             </w:r>
           </w:p>
         </w:tc>
@@ -21796,10 +21796,10 @@
         <w:rPr>
           <w:b/>
         </w:rPr>
-        <w:t>`737.27 cents`</w:t>
+        <w:t>`737.02 cents`</w:t>
       </w:r>
       <w:r>
-        <w:t xml:space="preserve"> (+3.27).</w:t>
+        <w:t xml:space="preserve"> (+3.02).</w:t>
       </w:r>
     </w:p>
     <w:p>
@@ -22286,7 +22286,7 @@
               <w:rPr>
                 <w:b/>
               </w:rPr>
-              <w:t>98.92</w:t>
+              <w:t>99.18</w:t>
             </w:r>
           </w:p>
         </w:tc>
@@ -22317,7 +22317,7 @@
               <w:rPr>
                 <w:b/>
               </w:rPr>
-              <w:t>-0.25%</w:t>
+              <w:t>+0.02%</w:t>
             </w:r>
           </w:p>
         </w:tc>
@@ -22345,7 +22345,7 @@
             </w:pPr>
             <w:r/>
             <w:r>
-              <w:t>DXY Giảm kích thích nhu cầu nhập khẩu lúa mì Mỹ trên thị trường quốc tế.</w:t>
+              <w:t>DXY Tăng khiến lúa mì Mỹ đắt đỏ hơn đối với các khách hàng truyền thống như Ai Cập/Châu Á.</w:t>
             </w:r>
           </w:p>
         </w:tc>

--- a/Daily Reports/08_09_2026-CBOT Reports.docx
+++ b/Daily Reports/08_09_2026-CBOT Reports.docx
@@ -104,7 +104,7 @@
           <w:color w:val="5C768D"/>
           <w:sz w:val="19"/>
         </w:rPr>
-        <w:t>Cập nhật tự động qua `macro_tracker.py` vào lúc 03:01 ICT ngày 08/09/2026</w:t>
+        <w:t>Cập nhật tự động qua `macro_tracker.py` vào lúc 04:01 ICT ngày 08/09/2026</w:t>
       </w:r>
     </w:p>
     <w:tbl>
@@ -1306,7 +1306,7 @@
           <w:color w:val="5C768D"/>
           <w:sz w:val="19"/>
         </w:rPr>
-        <w:t>Cập nhật tự động lúc 03:01 ICT ngày 08/09/2026 — Nguồn: NOAA, USDA, BOM Australia</w:t>
+        <w:t>Cập nhật tự động lúc 04:01 ICT ngày 08/09/2026 — Nguồn: NOAA, USDA, BOM Australia</w:t>
       </w:r>
     </w:p>
     <w:p>

--- a/Daily Reports/08_09_2026-CBOT Reports.docx
+++ b/Daily Reports/08_09_2026-CBOT Reports.docx
@@ -104,7 +104,7 @@
           <w:color w:val="5C768D"/>
           <w:sz w:val="19"/>
         </w:rPr>
-        <w:t>Cập nhật tự động qua `macro_tracker.py` vào lúc 04:01 ICT ngày 08/09/2026</w:t>
+        <w:t>Cập nhật tự động qua `macro_tracker.py` vào lúc 05:01 ICT ngày 08/09/2026</w:t>
       </w:r>
     </w:p>
     <w:tbl>
@@ -1306,7 +1306,7 @@
           <w:color w:val="5C768D"/>
           <w:sz w:val="19"/>
         </w:rPr>
-        <w:t>Cập nhật tự động lúc 04:01 ICT ngày 08/09/2026 — Nguồn: NOAA, USDA, BOM Australia</w:t>
+        <w:t>Cập nhật tự động lúc 05:01 ICT ngày 08/09/2026 — Nguồn: NOAA, USDA, BOM Australia</w:t>
       </w:r>
     </w:p>
     <w:p>

--- a/Daily Reports/08_09_2026-CBOT Reports.docx
+++ b/Daily Reports/08_09_2026-CBOT Reports.docx
@@ -104,7 +104,7 @@
           <w:color w:val="5C768D"/>
           <w:sz w:val="19"/>
         </w:rPr>
-        <w:t>Cập nhật tự động qua `macro_tracker.py` vào lúc 05:01 ICT ngày 08/09/2026</w:t>
+        <w:t>Cập nhật tự động qua `macro_tracker.py` vào lúc 06:00 ICT ngày 08/09/2026</w:t>
       </w:r>
     </w:p>
     <w:tbl>
@@ -313,7 +313,7 @@
               <w:rPr>
                 <w:b/>
               </w:rPr>
-              <w:t>96.28 / thùng</w:t>
+              <w:t>97.23 / thùng</w:t>
             </w:r>
           </w:p>
         </w:tc>
@@ -344,7 +344,7 @@
               <w:rPr>
                 <w:b/>
               </w:rPr>
-              <w:t>+0.00%</w:t>
+              <w:t>+0.99%</w:t>
             </w:r>
           </w:p>
         </w:tc>
@@ -1218,7 +1218,7 @@
         <w:rPr>
           <w:b/>
         </w:rPr>
-        <w:t>`96.28` (+0.00%)</w:t>
+        <w:t>`97.23` (+0.99%)</w:t>
       </w:r>
       <w:r>
         <w:t xml:space="preserve"> | DXY: </w:t>
@@ -1306,7 +1306,7 @@
           <w:color w:val="5C768D"/>
           <w:sz w:val="19"/>
         </w:rPr>
-        <w:t>Cập nhật tự động lúc 05:01 ICT ngày 08/09/2026 — Nguồn: NOAA, USDA, BOM Australia</w:t>
+        <w:t>Cập nhật tự động lúc 06:00 ICT ngày 08/09/2026 — Nguồn: NOAA, USDA, BOM Australia</w:t>
       </w:r>
     </w:p>
     <w:p>
@@ -3605,7 +3605,7 @@
               <w:rPr>
                 <w:b/>
               </w:rPr>
-              <w:t>538.36 (+1.61)</w:t>
+              <w:t>538.52 (+1.77)</w:t>
             </w:r>
           </w:p>
         </w:tc>
@@ -11614,10 +11614,10 @@
         <w:rPr>
           <w:b/>
         </w:rPr>
-        <w:t>`538.36 cents`</w:t>
+        <w:t>`538.52 cents`</w:t>
       </w:r>
       <w:r>
-        <w:t xml:space="preserve"> (+1.61).</w:t>
+        <w:t xml:space="preserve"> (+1.77).</w:t>
       </w:r>
     </w:p>
     <w:p>
@@ -11981,7 +11981,7 @@
               <w:rPr>
                 <w:b/>
               </w:rPr>
-              <w:t>96.28</w:t>
+              <w:t>97.23</w:t>
             </w:r>
           </w:p>
         </w:tc>
@@ -12012,7 +12012,7 @@
               <w:rPr>
                 <w:b/>
               </w:rPr>
-              <w:t>+0.00%</w:t>
+              <w:t>+0.99%</w:t>
             </w:r>
           </w:p>
         </w:tc>
@@ -22163,7 +22163,7 @@
               <w:rPr>
                 <w:b/>
               </w:rPr>
-              <w:t>96.28</w:t>
+              <w:t>97.23</w:t>
             </w:r>
           </w:p>
         </w:tc>
@@ -22194,7 +22194,7 @@
               <w:rPr>
                 <w:b/>
               </w:rPr>
-              <w:t>+0.00%</w:t>
+              <w:t>+0.99%</w:t>
             </w:r>
           </w:p>
         </w:tc>

--- a/Daily Reports/08_09_2026-CBOT Reports.docx
+++ b/Daily Reports/08_09_2026-CBOT Reports.docx
@@ -104,7 +104,7 @@
           <w:color w:val="5C768D"/>
           <w:sz w:val="19"/>
         </w:rPr>
-        <w:t>Cập nhật tự động qua `macro_tracker.py` vào lúc 06:00 ICT ngày 08/09/2026</w:t>
+        <w:t>Cập nhật tự động qua `macro_tracker.py` vào lúc 06:33 ICT ngày 08/09/2026</w:t>
       </w:r>
     </w:p>
     <w:tbl>
@@ -313,7 +313,7 @@
               <w:rPr>
                 <w:b/>
               </w:rPr>
-              <w:t>97.23 / thùng</w:t>
+              <w:t>97.19 / thùng</w:t>
             </w:r>
           </w:p>
         </w:tc>
@@ -344,7 +344,7 @@
               <w:rPr>
                 <w:b/>
               </w:rPr>
-              <w:t>+0.99%</w:t>
+              <w:t>+0.94%</w:t>
             </w:r>
           </w:p>
         </w:tc>
@@ -1218,7 +1218,7 @@
         <w:rPr>
           <w:b/>
         </w:rPr>
-        <w:t>`97.23` (+0.99%)</w:t>
+        <w:t>`97.19` (+0.94%)</w:t>
       </w:r>
       <w:r>
         <w:t xml:space="preserve"> | DXY: </w:t>
@@ -1306,7 +1306,7 @@
           <w:color w:val="5C768D"/>
           <w:sz w:val="19"/>
         </w:rPr>
-        <w:t>Cập nhật tự động lúc 06:00 ICT ngày 08/09/2026 — Nguồn: NOAA, USDA, BOM Australia</w:t>
+        <w:t>Cập nhật tự động lúc 06:33 ICT ngày 08/09/2026 — Nguồn: NOAA, USDA, BOM Australia</w:t>
       </w:r>
     </w:p>
     <w:p>
@@ -3605,7 +3605,7 @@
               <w:rPr>
                 <w:b/>
               </w:rPr>
-              <w:t>538.52 (+1.77)</w:t>
+              <w:t>538.51 (+1.76)</w:t>
             </w:r>
           </w:p>
         </w:tc>
@@ -11614,10 +11614,10 @@
         <w:rPr>
           <w:b/>
         </w:rPr>
-        <w:t>`538.52 cents`</w:t>
+        <w:t>`538.51 cents`</w:t>
       </w:r>
       <w:r>
-        <w:t xml:space="preserve"> (+1.77).</w:t>
+        <w:t xml:space="preserve"> (+1.76).</w:t>
       </w:r>
     </w:p>
     <w:p>
@@ -11981,7 +11981,7 @@
               <w:rPr>
                 <w:b/>
               </w:rPr>
-              <w:t>97.23</w:t>
+              <w:t>97.19</w:t>
             </w:r>
           </w:p>
         </w:tc>
@@ -12012,7 +12012,7 @@
               <w:rPr>
                 <w:b/>
               </w:rPr>
-              <w:t>+0.99%</w:t>
+              <w:t>+0.94%</w:t>
             </w:r>
           </w:p>
         </w:tc>
@@ -13473,7 +13473,7 @@
         <w:t>Export Sales (Báo Cáo Mới Nhất):</w:t>
       </w:r>
       <w:r>
-        <w:t xml:space="preserve"> NoData</w:t>
+        <w:t xml:space="preserve"> OK</w:t>
       </w:r>
     </w:p>
     <w:p>
@@ -22163,7 +22163,7 @@
               <w:rPr>
                 <w:b/>
               </w:rPr>
-              <w:t>97.23</w:t>
+              <w:t>97.19</w:t>
             </w:r>
           </w:p>
         </w:tc>
@@ -22194,7 +22194,7 @@
               <w:rPr>
                 <w:b/>
               </w:rPr>
-              <w:t>+0.99%</w:t>
+              <w:t>+0.94%</w:t>
             </w:r>
           </w:p>
         </w:tc>
@@ -23645,7 +23645,7 @@
         <w:t>Export Sales (Báo Cáo Mới Nhất):</w:t>
       </w:r>
       <w:r>
-        <w:t xml:space="preserve"> NoData</w:t>
+        <w:t xml:space="preserve"> OK</w:t>
       </w:r>
     </w:p>
     <w:p>

--- a/Daily Reports/08_09_2026-CBOT Reports.docx
+++ b/Daily Reports/08_09_2026-CBOT Reports.docx
@@ -104,7 +104,7 @@
           <w:color w:val="5C768D"/>
           <w:sz w:val="19"/>
         </w:rPr>
-        <w:t>Cập nhật tự động qua `macro_tracker.py` vào lúc 06:33 ICT ngày 08/09/2026</w:t>
+        <w:t>Cập nhật tự động qua `macro_tracker.py` vào lúc 07:00 ICT ngày 08/09/2026</w:t>
       </w:r>
     </w:p>
     <w:tbl>
@@ -313,7 +313,7 @@
               <w:rPr>
                 <w:b/>
               </w:rPr>
-              <w:t>97.19 / thùng</w:t>
+              <w:t>97.17 / thùng</w:t>
             </w:r>
           </w:p>
         </w:tc>
@@ -344,7 +344,7 @@
               <w:rPr>
                 <w:b/>
               </w:rPr>
-              <w:t>+0.94%</w:t>
+              <w:t>+0.92%</w:t>
             </w:r>
           </w:p>
         </w:tc>
@@ -1218,7 +1218,7 @@
         <w:rPr>
           <w:b/>
         </w:rPr>
-        <w:t>`97.19` (+0.94%)</w:t>
+        <w:t>`97.17` (+0.92%)</w:t>
       </w:r>
       <w:r>
         <w:t xml:space="preserve"> | DXY: </w:t>
@@ -1306,7 +1306,7 @@
           <w:color w:val="5C768D"/>
           <w:sz w:val="19"/>
         </w:rPr>
-        <w:t>Cập nhật tự động lúc 06:33 ICT ngày 08/09/2026 — Nguồn: NOAA, USDA, BOM Australia</w:t>
+        <w:t>Cập nhật tự động lúc 07:00 ICT ngày 08/09/2026 — Nguồn: NOAA, USDA, BOM Australia</w:t>
       </w:r>
     </w:p>
     <w:p>
@@ -11981,7 +11981,7 @@
               <w:rPr>
                 <w:b/>
               </w:rPr>
-              <w:t>97.19</w:t>
+              <w:t>97.17</w:t>
             </w:r>
           </w:p>
         </w:tc>
@@ -12012,7 +12012,7 @@
               <w:rPr>
                 <w:b/>
               </w:rPr>
-              <w:t>+0.94%</w:t>
+              <w:t>+0.92%</w:t>
             </w:r>
           </w:p>
         </w:tc>
@@ -22163,7 +22163,7 @@
               <w:rPr>
                 <w:b/>
               </w:rPr>
-              <w:t>97.19</w:t>
+              <w:t>97.17</w:t>
             </w:r>
           </w:p>
         </w:tc>
@@ -22194,7 +22194,7 @@
               <w:rPr>
                 <w:b/>
               </w:rPr>
-              <w:t>+0.94%</w:t>
+              <w:t>+0.92%</w:t>
             </w:r>
           </w:p>
         </w:tc>

--- a/Daily Reports/08_09_2026-CBOT Reports.docx
+++ b/Daily Reports/08_09_2026-CBOT Reports.docx
@@ -104,7 +104,7 @@
           <w:color w:val="5C768D"/>
           <w:sz w:val="19"/>
         </w:rPr>
-        <w:t>Cập nhật tự động qua `macro_tracker.py` vào lúc 07:00 ICT ngày 08/09/2026</w:t>
+        <w:t>Cập nhật tự động qua `macro_tracker.py` vào lúc 10:07 ICT ngày 08/09/2026</w:t>
       </w:r>
     </w:p>
     <w:tbl>
@@ -313,7 +313,7 @@
               <w:rPr>
                 <w:b/>
               </w:rPr>
-              <w:t>97.17 / thùng</w:t>
+              <w:t>97.30 / thùng</w:t>
             </w:r>
           </w:p>
         </w:tc>
@@ -344,7 +344,7 @@
               <w:rPr>
                 <w:b/>
               </w:rPr>
-              <w:t>+0.92%</w:t>
+              <w:t>+1.06%</w:t>
             </w:r>
           </w:p>
         </w:tc>
@@ -1218,7 +1218,7 @@
         <w:rPr>
           <w:b/>
         </w:rPr>
-        <w:t>`97.17` (+0.92%)</w:t>
+        <w:t>`97.30` (+1.06%)</w:t>
       </w:r>
       <w:r>
         <w:t xml:space="preserve"> | DXY: </w:t>
@@ -1236,7 +1236,7 @@
         <w:rPr>
           <w:b/>
         </w:rPr>
-        <w:t>`734.00` (+0.00%)</w:t>
+        <w:t>`757.00` (+5.73%)</w:t>
       </w:r>
       <w:r>
         <w:t>.</w:t>
@@ -1306,7 +1306,7 @@
           <w:color w:val="5C768D"/>
           <w:sz w:val="19"/>
         </w:rPr>
-        <w:t>Cập nhật tự động lúc 07:00 ICT ngày 08/09/2026 — Nguồn: NOAA, USDA, BOM Australia</w:t>
+        <w:t>Cập nhật tự động lúc 10:07 ICT ngày 08/09/2026 — Nguồn: NOAA, USDA, BOM Australia</w:t>
       </w:r>
     </w:p>
     <w:p>
@@ -3605,7 +3605,7 @@
               <w:rPr>
                 <w:b/>
               </w:rPr>
-              <w:t>538.51 (+1.76)</w:t>
+              <w:t>538.53 (+1.78)</w:t>
             </w:r>
           </w:p>
         </w:tc>
@@ -11614,10 +11614,10 @@
         <w:rPr>
           <w:b/>
         </w:rPr>
-        <w:t>`538.51 cents`</w:t>
+        <w:t>`538.53 cents`</w:t>
       </w:r>
       <w:r>
-        <w:t xml:space="preserve"> (+1.76).</w:t>
+        <w:t xml:space="preserve"> (+1.78).</w:t>
       </w:r>
     </w:p>
     <w:p>
@@ -11638,7 +11638,7 @@
         <w:rPr>
           <w:b/>
         </w:rPr>
-        <w:t>`389,348`</w:t>
+        <w:t>`15,506`</w:t>
       </w:r>
       <w:r>
         <w:t xml:space="preserve"> (Chênh lệch: </w:t>
@@ -11647,7 +11647,7 @@
         <w:rPr>
           <w:b/>
         </w:rPr>
-        <w:t>`+0`</w:t>
+        <w:t>`-373,842`</w:t>
       </w:r>
       <w:r>
         <w:t xml:space="preserve">) | OI: </w:t>
@@ -11665,7 +11665,7 @@
         <w:rPr>
           <w:b/>
         </w:rPr>
-        <w:t>`-29`</w:t>
+        <w:t>`+0`</w:t>
       </w:r>
       <w:r>
         <w:t>)</w:t>
@@ -11709,9 +11709,9 @@
       <w:r>
         <w:rPr>
           <w:b/>
-          <w:color w:val="15803D"/>
+          <w:color w:val="B91C1C"/>
         </w:rPr>
-        <w:t>`Giảm suy yếu / Đáy ngắn hạn (Long Liquidation Decline)`</w:t>
+        <w:t>`Tăng yếu / Rủi ro đảo chiều (Short Covering Rally)`</w:t>
       </w:r>
     </w:p>
     <w:p>
@@ -11732,10 +11732,10 @@
         <w:rPr>
           <w:b/>
         </w:rPr>
-        <w:t>TÍCH LŨY TIÊU CỰC (Distribution):</w:t>
+        <w:t>TÍCH LŨY TÍCH CỰC (Accumulation):</w:t>
       </w:r>
       <w:r>
-        <w:t xml:space="preserve"> Nến đi ngang nhưng dòng tiền rút dần (OI giảm), cảnh báo rủi ro suy sụt sắp tới.</w:t>
+        <w:t xml:space="preserve"> Nến đi ngang nhưng dòng tiền âm thầm gia tăng (OI tăng), báo hiệu chuẩn bị có nhịp bứt phá tăng.</w:t>
       </w:r>
     </w:p>
     <w:p>
@@ -11981,7 +11981,7 @@
               <w:rPr>
                 <w:b/>
               </w:rPr>
-              <w:t>97.17</w:t>
+              <w:t>97.30</w:t>
             </w:r>
           </w:p>
         </w:tc>
@@ -12012,7 +12012,7 @@
               <w:rPr>
                 <w:b/>
               </w:rPr>
-              <w:t>+0.92%</w:t>
+              <w:t>+1.06%</w:t>
             </w:r>
           </w:p>
         </w:tc>
@@ -21820,7 +21820,7 @@
         <w:rPr>
           <w:b/>
         </w:rPr>
-        <w:t>`160,558`</w:t>
+        <w:t>`8,976`</w:t>
       </w:r>
       <w:r>
         <w:t xml:space="preserve"> (Chênh lệch: </w:t>
@@ -21829,7 +21829,7 @@
         <w:rPr>
           <w:b/>
         </w:rPr>
-        <w:t>`+0`</w:t>
+        <w:t>`-151,582`</w:t>
       </w:r>
       <w:r>
         <w:t xml:space="preserve">) | OI: </w:t>
@@ -21838,7 +21838,7 @@
         <w:rPr>
           <w:b/>
         </w:rPr>
-        <w:t>`268,273`</w:t>
+        <w:t>`0`</w:t>
       </w:r>
       <w:r>
         <w:t xml:space="preserve"> (Chênh lệch: </w:t>
@@ -21847,7 +21847,7 @@
         <w:rPr>
           <w:b/>
         </w:rPr>
-        <w:t>`-50`</w:t>
+        <w:t>`-268,273`</w:t>
       </w:r>
       <w:r>
         <w:t>)</w:t>
@@ -21891,9 +21891,9 @@
       <w:r>
         <w:rPr>
           <w:b/>
-          <w:color w:val="15803D"/>
+          <w:color w:val="B91C1C"/>
         </w:rPr>
-        <w:t>`Giảm suy yếu / Đáy ngắn hạn (Long Liquidation Decline)`</w:t>
+        <w:t>`Tăng yếu / Rủi ro đảo chiều (Short Covering Rally)`</w:t>
       </w:r>
     </w:p>
     <w:p>
@@ -21914,10 +21914,10 @@
         <w:rPr>
           <w:b/>
         </w:rPr>
-        <w:t>TÍCH LŨY TIÊU CỰC (Distribution):</w:t>
+        <w:t>TÍCH LŨY TÍCH CỰC (Accumulation):</w:t>
       </w:r>
       <w:r>
-        <w:t xml:space="preserve"> Nến đi ngang nhưng dòng tiền rút dần (OI giảm), cảnh báo rủi ro suy sụt sắp tới.</w:t>
+        <w:t xml:space="preserve"> Nến đi ngang nhưng dòng tiền âm thầm gia tăng (OI tăng), báo hiệu chuẩn bị có nhịp bứt phá tăng.</w:t>
       </w:r>
     </w:p>
     <w:p>
@@ -22163,7 +22163,7 @@
               <w:rPr>
                 <w:b/>
               </w:rPr>
-              <w:t>97.17</w:t>
+              <w:t>97.30</w:t>
             </w:r>
           </w:p>
         </w:tc>
@@ -22194,7 +22194,7 @@
               <w:rPr>
                 <w:b/>
               </w:rPr>
-              <w:t>+0.92%</w:t>
+              <w:t>+1.06%</w:t>
             </w:r>
           </w:p>
         </w:tc>

--- a/Daily Reports/08_09_2026-CBOT Reports.docx
+++ b/Daily Reports/08_09_2026-CBOT Reports.docx
@@ -104,7 +104,7 @@
           <w:color w:val="5C768D"/>
           <w:sz w:val="19"/>
         </w:rPr>
-        <w:t>Cập nhật tự động qua `macro_tracker.py` vào lúc 10:07 ICT ngày 08/09/2026</w:t>
+        <w:t>Cập nhật tự động qua `macro_tracker.py` vào lúc 12:01 ICT ngày 08/09/2026</w:t>
       </w:r>
     </w:p>
     <w:tbl>
@@ -313,7 +313,7 @@
               <w:rPr>
                 <w:b/>
               </w:rPr>
-              <w:t>97.30 / thùng</w:t>
+              <w:t>97.76 / thùng</w:t>
             </w:r>
           </w:p>
         </w:tc>
@@ -344,7 +344,7 @@
               <w:rPr>
                 <w:b/>
               </w:rPr>
-              <w:t>+1.06%</w:t>
+              <w:t>+0.00%</w:t>
             </w:r>
           </w:p>
         </w:tc>
@@ -442,7 +442,7 @@
               <w:rPr>
                 <w:b/>
               </w:rPr>
-              <w:t>99.18</w:t>
+              <w:t>98.83</w:t>
             </w:r>
           </w:p>
         </w:tc>
@@ -473,7 +473,7 @@
               <w:rPr>
                 <w:b/>
               </w:rPr>
-              <w:t>+0.02%</w:t>
+              <w:t>+0.00%</w:t>
             </w:r>
           </w:p>
         </w:tc>
@@ -1218,7 +1218,7 @@
         <w:rPr>
           <w:b/>
         </w:rPr>
-        <w:t>`97.30` (+1.06%)</w:t>
+        <w:t>`97.76` (+0.00%)</w:t>
       </w:r>
       <w:r>
         <w:t xml:space="preserve"> | DXY: </w:t>
@@ -1227,7 +1227,7 @@
         <w:rPr>
           <w:b/>
         </w:rPr>
-        <w:t>`99.18` (+0.02%)</w:t>
+        <w:t>`98.83` (+0.00%)</w:t>
       </w:r>
       <w:r>
         <w:t xml:space="preserve"> | Lúa mì CBOT: </w:t>
@@ -1236,7 +1236,7 @@
         <w:rPr>
           <w:b/>
         </w:rPr>
-        <w:t>`757.00` (+5.73%)</w:t>
+        <w:t>`758.50` (+0.00%)</w:t>
       </w:r>
       <w:r>
         <w:t>.</w:t>
@@ -1306,7 +1306,7 @@
           <w:color w:val="5C768D"/>
           <w:sz w:val="19"/>
         </w:rPr>
-        <w:t>Cập nhật tự động lúc 10:07 ICT ngày 08/09/2026 — Nguồn: NOAA, USDA, BOM Australia</w:t>
+        <w:t>Cập nhật tự động lúc 12:01 ICT ngày 08/09/2026 — Nguồn: NOAA, USDA, BOM Australia</w:t>
       </w:r>
     </w:p>
     <w:p>
@@ -3574,7 +3574,7 @@
               <w:rPr>
                 <w:b/>
               </w:rPr>
-              <w:t>536.75</w:t>
+              <w:t>542.00</w:t>
             </w:r>
           </w:p>
         </w:tc>
@@ -3605,7 +3605,7 @@
               <w:rPr>
                 <w:b/>
               </w:rPr>
-              <w:t>538.53 (+1.78)</w:t>
+              <w:t>543.82 (+1.82)</w:t>
             </w:r>
           </w:p>
         </w:tc>
@@ -3633,7 +3633,7 @@
             </w:pPr>
             <w:r/>
             <w:r>
-              <w:t>Bullish (538.53 &gt; 538.47)</w:t>
+              <w:t>Bullish (538.84 &gt; 538.60)</w:t>
             </w:r>
           </w:p>
         </w:tc>
@@ -3661,7 +3661,7 @@
             </w:pPr>
             <w:r/>
             <w:r>
-              <w:t>2.25 cents</w:t>
+              <w:t>1.25 cents</w:t>
             </w:r>
           </w:p>
         </w:tc>
@@ -3822,7 +3822,7 @@
               <w:rPr>
                 <w:b/>
               </w:rPr>
-              <w:t>734.00</w:t>
+              <w:t>758.50</w:t>
             </w:r>
           </w:p>
         </w:tc>
@@ -3853,7 +3853,7 @@
               <w:rPr>
                 <w:b/>
               </w:rPr>
-              <w:t>737.02 (+3.02)</w:t>
+              <w:t>762.20 (+3.70)</w:t>
             </w:r>
           </w:p>
         </w:tc>
@@ -3881,7 +3881,7 @@
             </w:pPr>
             <w:r/>
             <w:r>
-              <w:t>Bearish (746.43 &lt; 754.24)</w:t>
+              <w:t>Bearish (747.53 &lt; 754.40)</w:t>
             </w:r>
           </w:p>
         </w:tc>
@@ -3909,7 +3909,7 @@
             </w:pPr>
             <w:r/>
             <w:r>
-              <w:t>3.00 cents</w:t>
+              <w:t>2.75 cents</w:t>
             </w:r>
           </w:p>
         </w:tc>
@@ -4347,7 +4347,7 @@
                 <w:b/>
                 <w:color w:val="15803D"/>
               </w:rPr>
-              <w:t>535.00 - 538.53 cents (Canh mua vùng hỗ trợ)</w:t>
+              <w:t>539.75 - 538.84 cents (Canh mua vùng hỗ trợ)</w:t>
             </w:r>
           </w:p>
         </w:tc>
@@ -4378,7 +4378,7 @@
               <w:rPr>
                 <w:b/>
               </w:rPr>
-              <w:t>452.24 cents (Dưới cản S2 + 1.5x ATR)</w:t>
+              <w:t>451.71 cents (Dưới cản S2 + 1.5x ATR)</w:t>
             </w:r>
           </w:p>
         </w:tc>
@@ -4414,7 +4414,7 @@
                 <w:color w:val="D97706"/>
                 <w:sz w:val="19"/>
               </w:rPr>
-              <w:t xml:space="preserve"> 538.75 cents </w:t>
+              <w:t xml:space="preserve"> 544.75 cents </w:t>
             </w:r>
             <w:r>
               <w:t xml:space="preserve"> / TP2: </w:t>
@@ -4559,7 +4559,7 @@
               <w:rPr>
                 <w:b/>
               </w:rPr>
-              <w:t>533.50 - 535.00 cents</w:t>
+              <w:t>538.25 - 539.75 cents</w:t>
             </w:r>
           </w:p>
         </w:tc>
@@ -4590,7 +4590,7 @@
               <w:rPr>
                 <w:b/>
               </w:rPr>
-              <w:t>453.91 cents (Chống quét SL tuyệt đối)</w:t>
+              <w:t>453.56 cents (Chống quét SL tuyệt đối)</w:t>
             </w:r>
           </w:p>
         </w:tc>
@@ -4752,7 +4752,7 @@
               <w:rPr>
                 <w:b/>
               </w:rPr>
-              <w:t>538.75 - 540.25 cents</w:t>
+              <w:t>544.75 - 546.25 cents</w:t>
             </w:r>
           </w:p>
         </w:tc>
@@ -4783,7 +4783,7 @@
               <w:rPr>
                 <w:b/>
               </w:rPr>
-              <w:t>542.09 cents</w:t>
+              <w:t>548.44 cents</w:t>
             </w:r>
           </w:p>
         </w:tc>
@@ -4945,7 +4945,7 @@
               <w:rPr>
                 <w:b/>
               </w:rPr>
-              <w:t>443.89 - 457.25 cents</w:t>
+              <w:t>442.47 - 457.25 cents</w:t>
             </w:r>
           </w:p>
         </w:tc>
@@ -5126,7 +5126,7 @@
                 <w:b/>
                 <w:color w:val="B91C1C"/>
               </w:rPr>
-              <w:t>746.43 - 754.24 cents (Canh bán hồi kỹ thuật H1)</w:t>
+              <w:t>747.53 - 754.40 cents (Canh bán hồi kỹ thuật H1)</w:t>
             </w:r>
           </w:p>
         </w:tc>
@@ -5157,7 +5157,7 @@
               <w:rPr>
                 <w:b/>
               </w:rPr>
-              <w:t>804.45 cents (Trên kháng cự R2 + 1.5x ATR)</w:t>
+              <w:t>808.59 cents (Trên kháng cự R2 + 1.5x ATR)</w:t>
             </w:r>
           </w:p>
         </w:tc>
@@ -5193,7 +5193,7 @@
                 <w:color w:val="D97706"/>
                 <w:sz w:val="19"/>
               </w:rPr>
-              <w:t xml:space="preserve"> 730.50 cents </w:t>
+              <w:t xml:space="preserve"> 744.50 cents </w:t>
             </w:r>
             <w:r>
               <w:t xml:space="preserve"> / TP2: </w:t>
@@ -5304,7 +5304,7 @@
                 <w:b/>
                 <w:color w:val="15803D"/>
               </w:rPr>
-              <w:t>Long trung hạn (Swing) (ZWH27)</w:t>
+              <w:t>Long trung hạn (Swing) (ZWZ26)</w:t>
             </w:r>
           </w:p>
         </w:tc>
@@ -5335,7 +5335,7 @@
               <w:rPr>
                 <w:b/>
               </w:rPr>
-              <w:t>726.50 - 728.50 cents</w:t>
+              <w:t>742.50 - 744.50 cents</w:t>
             </w:r>
           </w:p>
         </w:tc>
@@ -5366,7 +5366,7 @@
               <w:rPr>
                 <w:b/>
               </w:rPr>
-              <w:t>656.49 cents</w:t>
+              <w:t>636.19 cents</w:t>
             </w:r>
           </w:p>
         </w:tc>
@@ -5397,7 +5397,7 @@
               <w:rPr>
                 <w:b/>
               </w:rPr>
-              <w:t>774.25 cents (Đón sóng hồi trung hạn ~14.5 giá)</w:t>
+              <w:t>764.00 cents (Đón sóng hồi trung hạn ~14.5 giá)</w:t>
             </w:r>
           </w:p>
         </w:tc>
@@ -5497,7 +5497,7 @@
                 <w:b/>
                 <w:color w:val="B91C1C"/>
               </w:rPr>
-              <w:t>Short trung hạn (Swing) (ZWH27)</w:t>
+              <w:t>Short trung hạn (Swing) (ZWZ26)</w:t>
             </w:r>
           </w:p>
         </w:tc>
@@ -5528,7 +5528,7 @@
               <w:rPr>
                 <w:b/>
               </w:rPr>
-              <w:t>774.25 - 776.25 cents</w:t>
+              <w:t>764.00 - 766.00 cents</w:t>
             </w:r>
           </w:p>
         </w:tc>
@@ -5559,7 +5559,7 @@
               <w:rPr>
                 <w:b/>
               </w:rPr>
-              <w:t>780.26 cents</w:t>
+              <w:t>773.06 cents</w:t>
             </w:r>
           </w:p>
         </w:tc>
@@ -5590,7 +5590,7 @@
               <w:rPr>
                 <w:b/>
               </w:rPr>
-              <w:t>662.50 cents (Thuận xu hướng giảm ngắn hạn)</w:t>
+              <w:t>645.25 cents (Thuận xu hướng giảm ngắn hạn)</w:t>
             </w:r>
           </w:p>
         </w:tc>
@@ -5721,7 +5721,7 @@
               <w:rPr>
                 <w:b/>
               </w:rPr>
-              <w:t>620.06 - 645.25 cents</w:t>
+              <w:t>609.02 - 645.25 cents</w:t>
             </w:r>
           </w:p>
         </w:tc>
@@ -11599,7 +11599,7 @@
         <w:t>Giá Chốt Phiên (Close):</w:t>
       </w:r>
       <w:r>
-        <w:t xml:space="preserve"> 536.75 cents | </w:t>
+        <w:t xml:space="preserve"> 542.00 cents | </w:t>
       </w:r>
       <w:r>
         <w:rPr>
@@ -11614,10 +11614,10 @@
         <w:rPr>
           <w:b/>
         </w:rPr>
-        <w:t>`538.53 cents`</w:t>
+        <w:t>`543.82 cents`</w:t>
       </w:r>
       <w:r>
-        <w:t xml:space="preserve"> (+1.78).</w:t>
+        <w:t xml:space="preserve"> (+1.82).</w:t>
       </w:r>
     </w:p>
     <w:p>
@@ -11638,7 +11638,7 @@
         <w:rPr>
           <w:b/>
         </w:rPr>
-        <w:t>`15,506`</w:t>
+        <w:t>`17,782`</w:t>
       </w:r>
       <w:r>
         <w:t xml:space="preserve"> (Chênh lệch: </w:t>
@@ -11647,7 +11647,7 @@
         <w:rPr>
           <w:b/>
         </w:rPr>
-        <w:t>`-373,842`</w:t>
+        <w:t>`+2,276`</w:t>
       </w:r>
       <w:r>
         <w:t xml:space="preserve">) | OI: </w:t>
@@ -11711,7 +11711,7 @@
           <w:b/>
           <w:color w:val="B91C1C"/>
         </w:rPr>
-        <w:t>`Tăng yếu / Rủi ro đảo chiều (Short Covering Rally)`</w:t>
+        <w:t>`Tăng do phe Short chốt lời (Short Covering)`</w:t>
       </w:r>
     </w:p>
     <w:p>
@@ -11981,7 +11981,7 @@
               <w:rPr>
                 <w:b/>
               </w:rPr>
-              <w:t>97.30</w:t>
+              <w:t>97.76</w:t>
             </w:r>
           </w:p>
         </w:tc>
@@ -12012,7 +12012,7 @@
               <w:rPr>
                 <w:b/>
               </w:rPr>
-              <w:t>+1.06%</w:t>
+              <w:t>+0.00%</w:t>
             </w:r>
           </w:p>
         </w:tc>
@@ -12104,7 +12104,7 @@
               <w:rPr>
                 <w:b/>
               </w:rPr>
-              <w:t>99.18</w:t>
+              <w:t>98.83</w:t>
             </w:r>
           </w:p>
         </w:tc>
@@ -12135,7 +12135,7 @@
               <w:rPr>
                 <w:b/>
               </w:rPr>
-              <w:t>+0.02%</w:t>
+              <w:t>+0.00%</w:t>
             </w:r>
           </w:p>
         </w:tc>
@@ -12739,7 +12739,7 @@
         <w:t xml:space="preserve"> EMA_21 </w:t>
       </w:r>
       <w:r>
-        <w:t xml:space="preserve"> (538.53) &gt; </w:t>
+        <w:t xml:space="preserve"> (538.84) &gt; </w:t>
       </w:r>
       <w:r>
         <w:rPr>
@@ -12750,7 +12750,7 @@
         <w:t xml:space="preserve"> EMA_50 </w:t>
       </w:r>
       <w:r>
-        <w:t xml:space="preserve"> (538.47).</w:t>
+        <w:t xml:space="preserve"> (538.60).</w:t>
       </w:r>
     </w:p>
     <w:p>
@@ -12771,7 +12771,7 @@
         <w:rPr>
           <w:b/>
         </w:rPr>
-        <w:t>`46.00`</w:t>
+        <w:t>`56.31`</w:t>
       </w:r>
       <w:r>
         <w:t xml:space="preserve"> | ATR (14) = </w:t>
@@ -12780,7 +12780,7 @@
         <w:rPr>
           <w:b/>
         </w:rPr>
-        <w:t>`3.34`</w:t>
+        <w:t>`3.69`</w:t>
       </w:r>
       <w:r>
         <w:t xml:space="preserve"> cents | Volatility = </w:t>
@@ -12789,7 +12789,7 @@
         <w:rPr>
           <w:b/>
         </w:rPr>
-        <w:t>`2.25 cents`</w:t>
+        <w:t>`1.25 cents`</w:t>
       </w:r>
       <w:r>
         <w:t>.</w:t>
@@ -12813,7 +12813,7 @@
         <w:rPr>
           <w:b/>
         </w:rPr>
-        <w:t>`535.00`</w:t>
+        <w:t>`539.75`</w:t>
       </w:r>
       <w:r>
         <w:t xml:space="preserve"> | S2: </w:t>
@@ -12831,7 +12831,7 @@
         <w:rPr>
           <w:b/>
         </w:rPr>
-        <w:t>`538.75`</w:t>
+        <w:t>`544.75`</w:t>
       </w:r>
       <w:r>
         <w:t xml:space="preserve"> | R2: </w:t>
@@ -13574,7 +13574,7 @@
           <w:b/>
           <w:color w:val="15803D"/>
         </w:rPr>
-        <w:t>`535.00 - 538.53 cents (Canh mua vùng hỗ trợ)`</w:t>
+        <w:t>`539.75 - 538.84 cents (Canh mua vùng hỗ trợ)`</w:t>
       </w:r>
       <w:r>
         <w:t xml:space="preserve"> | SL: </w:t>
@@ -13583,7 +13583,7 @@
         <w:rPr>
           <w:b/>
         </w:rPr>
-        <w:t>`452.24 cents (Dưới cản S2 + 1.5x ATR)`</w:t>
+        <w:t>`451.71 cents (Dưới cản S2 + 1.5x ATR)`</w:t>
       </w:r>
       <w:r>
         <w:t xml:space="preserve"> | TP: </w:t>
@@ -13594,7 +13594,7 @@
           <w:color w:val="D97706"/>
           <w:sz w:val="19"/>
         </w:rPr>
-        <w:t xml:space="preserve"> 538.75 cents </w:t>
+        <w:t xml:space="preserve"> 544.75 cents </w:t>
       </w:r>
       <w:r>
         <w:t xml:space="preserve"> / </w:t>
@@ -13645,7 +13645,7 @@
         <w:rPr>
           <w:b/>
         </w:rPr>
-        <w:t>`533.50 - 535.00 cents`</w:t>
+        <w:t>`538.25 - 539.75 cents`</w:t>
       </w:r>
       <w:r>
         <w:t xml:space="preserve"> | SL: </w:t>
@@ -13654,7 +13654,7 @@
         <w:rPr>
           <w:b/>
         </w:rPr>
-        <w:t>`453.91 cents (Chống quét SL tuyệt đối)`</w:t>
+        <w:t>`453.56 cents (Chống quét SL tuyệt đối)`</w:t>
       </w:r>
       <w:r>
         <w:t xml:space="preserve"> | TP: </w:t>
@@ -13691,7 +13691,7 @@
         <w:rPr>
           <w:b/>
         </w:rPr>
-        <w:t>`538.75 - 540.25 cents`</w:t>
+        <w:t>`544.75 - 546.25 cents`</w:t>
       </w:r>
       <w:r>
         <w:t xml:space="preserve"> | SL: </w:t>
@@ -13700,7 +13700,7 @@
         <w:rPr>
           <w:b/>
         </w:rPr>
-        <w:t>`542.09 cents`</w:t>
+        <w:t>`548.44 cents`</w:t>
       </w:r>
       <w:r>
         <w:t xml:space="preserve"> | TP: </w:t>
@@ -13749,7 +13749,7 @@
         <w:rPr>
           <w:b/>
         </w:rPr>
-        <w:t>`443.89 - 457.25 cents`</w:t>
+        <w:t>`442.47 - 457.25 cents`</w:t>
       </w:r>
     </w:p>
     <w:p>
@@ -14156,7 +14156,7 @@
             </w:pPr>
             <w:r/>
             <w:r>
-              <w:t>536.75</w:t>
+              <w:t>542.00</w:t>
             </w:r>
           </w:p>
         </w:tc>
@@ -14184,7 +14184,7 @@
             </w:pPr>
             <w:r/>
             <w:r>
-              <w:t>540.50</w:t>
+              <w:t>545.75</w:t>
             </w:r>
           </w:p>
         </w:tc>
@@ -14212,7 +14212,7 @@
             </w:pPr>
             <w:r/>
             <w:r>
-              <w:t>533.50</w:t>
+              <w:t>538.75</w:t>
             </w:r>
           </w:p>
         </w:tc>
@@ -14243,7 +14243,7 @@
               <w:rPr>
                 <w:b/>
               </w:rPr>
-              <w:t>537.00</w:t>
+              <w:t>542.25</w:t>
             </w:r>
           </w:p>
         </w:tc>
@@ -14391,7 +14391,7 @@
             </w:pPr>
             <w:r/>
             <w:r>
-              <w:t>537.00</w:t>
+              <w:t>542.25</w:t>
             </w:r>
           </w:p>
         </w:tc>
@@ -14419,7 +14419,7 @@
             </w:pPr>
             <w:r/>
             <w:r>
-              <w:t>539.75</w:t>
+              <w:t>545.00</w:t>
             </w:r>
           </w:p>
         </w:tc>
@@ -14447,7 +14447,7 @@
             </w:pPr>
             <w:r/>
             <w:r>
-              <w:t>533.25</w:t>
+              <w:t>538.50</w:t>
             </w:r>
           </w:p>
         </w:tc>
@@ -14478,7 +14478,7 @@
               <w:rPr>
                 <w:b/>
               </w:rPr>
-              <w:t>536.50</w:t>
+              <w:t>541.75</w:t>
             </w:r>
           </w:p>
         </w:tc>
@@ -14626,7 +14626,7 @@
             </w:pPr>
             <w:r/>
             <w:r>
-              <w:t>536.50</w:t>
+              <w:t>541.75</w:t>
             </w:r>
           </w:p>
         </w:tc>
@@ -14654,7 +14654,7 @@
             </w:pPr>
             <w:r/>
             <w:r>
-              <w:t>539.50</w:t>
+              <w:t>544.75</w:t>
             </w:r>
           </w:p>
         </w:tc>
@@ -14682,7 +14682,7 @@
             </w:pPr>
             <w:r/>
             <w:r>
-              <w:t>532.50</w:t>
+              <w:t>537.75</w:t>
             </w:r>
           </w:p>
         </w:tc>
@@ -14713,7 +14713,7 @@
               <w:rPr>
                 <w:b/>
               </w:rPr>
-              <w:t>537.25</w:t>
+              <w:t>542.50</w:t>
             </w:r>
           </w:p>
         </w:tc>
@@ -14861,7 +14861,7 @@
             </w:pPr>
             <w:r/>
             <w:r>
-              <w:t>537.25</w:t>
+              <w:t>542.50</w:t>
             </w:r>
           </w:p>
         </w:tc>
@@ -14889,7 +14889,7 @@
             </w:pPr>
             <w:r/>
             <w:r>
-              <w:t>541.75</w:t>
+              <w:t>547.00</w:t>
             </w:r>
           </w:p>
         </w:tc>
@@ -14917,7 +14917,7 @@
             </w:pPr>
             <w:r/>
             <w:r>
-              <w:t>532.25</w:t>
+              <w:t>537.50</w:t>
             </w:r>
           </w:p>
         </w:tc>
@@ -14948,7 +14948,7 @@
               <w:rPr>
                 <w:b/>
               </w:rPr>
-              <w:t>538.00</w:t>
+              <w:t>543.25</w:t>
             </w:r>
           </w:p>
         </w:tc>
@@ -15096,7 +15096,7 @@
             </w:pPr>
             <w:r/>
             <w:r>
-              <w:t>538.00</w:t>
+              <w:t>543.25</w:t>
             </w:r>
           </w:p>
         </w:tc>
@@ -15124,7 +15124,7 @@
             </w:pPr>
             <w:r/>
             <w:r>
-              <w:t>543.50</w:t>
+              <w:t>548.75</w:t>
             </w:r>
           </w:p>
         </w:tc>
@@ -15152,7 +15152,7 @@
             </w:pPr>
             <w:r/>
             <w:r>
-              <w:t>531.75</w:t>
+              <w:t>537.00</w:t>
             </w:r>
           </w:p>
         </w:tc>
@@ -15183,7 +15183,7 @@
               <w:rPr>
                 <w:b/>
               </w:rPr>
-              <w:t>540.25</w:t>
+              <w:t>545.50</w:t>
             </w:r>
           </w:p>
         </w:tc>
@@ -15331,7 +15331,7 @@
             </w:pPr>
             <w:r/>
             <w:r>
-              <w:t>540.25</w:t>
+              <w:t>545.50</w:t>
             </w:r>
           </w:p>
         </w:tc>
@@ -15359,7 +15359,7 @@
             </w:pPr>
             <w:r/>
             <w:r>
-              <w:t>543.25</w:t>
+              <w:t>548.50</w:t>
             </w:r>
           </w:p>
         </w:tc>
@@ -15387,7 +15387,7 @@
             </w:pPr>
             <w:r/>
             <w:r>
-              <w:t>536.00</w:t>
+              <w:t>541.25</w:t>
             </w:r>
           </w:p>
         </w:tc>
@@ -15418,7 +15418,7 @@
               <w:rPr>
                 <w:b/>
               </w:rPr>
-              <w:t>540.50</w:t>
+              <w:t>545.75</w:t>
             </w:r>
           </w:p>
         </w:tc>
@@ -15566,7 +15566,7 @@
             </w:pPr>
             <w:r/>
             <w:r>
-              <w:t>540.50</w:t>
+              <w:t>545.75</w:t>
             </w:r>
           </w:p>
         </w:tc>
@@ -15594,7 +15594,7 @@
             </w:pPr>
             <w:r/>
             <w:r>
-              <w:t>543.75</w:t>
+              <w:t>549.00</w:t>
             </w:r>
           </w:p>
         </w:tc>
@@ -15622,7 +15622,7 @@
             </w:pPr>
             <w:r/>
             <w:r>
-              <w:t>534.00</w:t>
+              <w:t>539.25</w:t>
             </w:r>
           </w:p>
         </w:tc>
@@ -15653,7 +15653,7 @@
               <w:rPr>
                 <w:b/>
               </w:rPr>
-              <w:t>541.25</w:t>
+              <w:t>546.50</w:t>
             </w:r>
           </w:p>
         </w:tc>
@@ -15801,7 +15801,7 @@
             </w:pPr>
             <w:r/>
             <w:r>
-              <w:t>541.25</w:t>
+              <w:t>546.50</w:t>
             </w:r>
           </w:p>
         </w:tc>
@@ -15829,7 +15829,7 @@
             </w:pPr>
             <w:r/>
             <w:r>
-              <w:t>544.25</w:t>
+              <w:t>549.50</w:t>
             </w:r>
           </w:p>
         </w:tc>
@@ -15857,7 +15857,7 @@
             </w:pPr>
             <w:r/>
             <w:r>
-              <w:t>536.75</w:t>
+              <w:t>542.00</w:t>
             </w:r>
           </w:p>
         </w:tc>
@@ -15888,7 +15888,7 @@
               <w:rPr>
                 <w:b/>
               </w:rPr>
-              <w:t>540.75</w:t>
+              <w:t>546.00</w:t>
             </w:r>
           </w:p>
         </w:tc>
@@ -16036,7 +16036,7 @@
             </w:pPr>
             <w:r/>
             <w:r>
-              <w:t>540.75</w:t>
+              <w:t>546.00</w:t>
             </w:r>
           </w:p>
         </w:tc>
@@ -16064,7 +16064,7 @@
             </w:pPr>
             <w:r/>
             <w:r>
-              <w:t>544.75</w:t>
+              <w:t>550.00</w:t>
             </w:r>
           </w:p>
         </w:tc>
@@ -16092,7 +16092,7 @@
             </w:pPr>
             <w:r/>
             <w:r>
-              <w:t>535.00</w:t>
+              <w:t>540.25</w:t>
             </w:r>
           </w:p>
         </w:tc>
@@ -16123,7 +16123,7 @@
               <w:rPr>
                 <w:b/>
               </w:rPr>
-              <w:t>541.25</w:t>
+              <w:t>546.50</w:t>
             </w:r>
           </w:p>
         </w:tc>
@@ -16271,7 +16271,7 @@
             </w:pPr>
             <w:r/>
             <w:r>
-              <w:t>541.25</w:t>
+              <w:t>546.50</w:t>
             </w:r>
           </w:p>
         </w:tc>
@@ -16299,7 +16299,7 @@
             </w:pPr>
             <w:r/>
             <w:r>
-              <w:t>543.75</w:t>
+              <w:t>549.00</w:t>
             </w:r>
           </w:p>
         </w:tc>
@@ -16327,7 +16327,7 @@
             </w:pPr>
             <w:r/>
             <w:r>
-              <w:t>538.00</w:t>
+              <w:t>543.25</w:t>
             </w:r>
           </w:p>
         </w:tc>
@@ -16358,7 +16358,7 @@
               <w:rPr>
                 <w:b/>
               </w:rPr>
-              <w:t>541.75</w:t>
+              <w:t>547.00</w:t>
             </w:r>
           </w:p>
         </w:tc>
@@ -16506,7 +16506,7 @@
             </w:pPr>
             <w:r/>
             <w:r>
-              <w:t>541.75</w:t>
+              <w:t>547.00</w:t>
             </w:r>
           </w:p>
         </w:tc>
@@ -16534,7 +16534,7 @@
             </w:pPr>
             <w:r/>
             <w:r>
-              <w:t>545.25</w:t>
+              <w:t>550.50</w:t>
             </w:r>
           </w:p>
         </w:tc>
@@ -16562,7 +16562,7 @@
             </w:pPr>
             <w:r/>
             <w:r>
-              <w:t>535.75</w:t>
+              <w:t>541.00</w:t>
             </w:r>
           </w:p>
         </w:tc>
@@ -16593,7 +16593,7 @@
               <w:rPr>
                 <w:b/>
               </w:rPr>
-              <w:t>542.75</w:t>
+              <w:t>548.00</w:t>
             </w:r>
           </w:p>
         </w:tc>
@@ -16741,7 +16741,7 @@
             </w:pPr>
             <w:r/>
             <w:r>
-              <w:t>542.75</w:t>
+              <w:t>548.00</w:t>
             </w:r>
           </w:p>
         </w:tc>
@@ -16769,7 +16769,7 @@
             </w:pPr>
             <w:r/>
             <w:r>
-              <w:t>545.50</w:t>
+              <w:t>550.75</w:t>
             </w:r>
           </w:p>
         </w:tc>
@@ -16797,7 +16797,7 @@
             </w:pPr>
             <w:r/>
             <w:r>
-              <w:t>540.25</w:t>
+              <w:t>545.50</w:t>
             </w:r>
           </w:p>
         </w:tc>
@@ -16828,7 +16828,7 @@
               <w:rPr>
                 <w:b/>
               </w:rPr>
-              <w:t>542.75</w:t>
+              <w:t>548.00</w:t>
             </w:r>
           </w:p>
         </w:tc>
@@ -16976,7 +16976,7 @@
             </w:pPr>
             <w:r/>
             <w:r>
-              <w:t>542.75</w:t>
+              <w:t>548.00</w:t>
             </w:r>
           </w:p>
         </w:tc>
@@ -17004,7 +17004,7 @@
             </w:pPr>
             <w:r/>
             <w:r>
-              <w:t>545.50</w:t>
+              <w:t>550.75</w:t>
             </w:r>
           </w:p>
         </w:tc>
@@ -17032,7 +17032,7 @@
             </w:pPr>
             <w:r/>
             <w:r>
-              <w:t>540.25</w:t>
+              <w:t>545.50</w:t>
             </w:r>
           </w:p>
         </w:tc>
@@ -17063,7 +17063,7 @@
               <w:rPr>
                 <w:b/>
               </w:rPr>
-              <w:t>542.25</w:t>
+              <w:t>547.50</w:t>
             </w:r>
           </w:p>
         </w:tc>
@@ -17211,7 +17211,7 @@
             </w:pPr>
             <w:r/>
             <w:r>
-              <w:t>542.25</w:t>
+              <w:t>547.50</w:t>
             </w:r>
           </w:p>
         </w:tc>
@@ -17239,7 +17239,7 @@
             </w:pPr>
             <w:r/>
             <w:r>
-              <w:t>545.25</w:t>
+              <w:t>550.50</w:t>
             </w:r>
           </w:p>
         </w:tc>
@@ -17267,7 +17267,7 @@
             </w:pPr>
             <w:r/>
             <w:r>
-              <w:t>539.00</w:t>
+              <w:t>544.25</w:t>
             </w:r>
           </w:p>
         </w:tc>
@@ -17298,7 +17298,7 @@
               <w:rPr>
                 <w:b/>
               </w:rPr>
-              <w:t>542.00</w:t>
+              <w:t>547.25</w:t>
             </w:r>
           </w:p>
         </w:tc>
@@ -17446,7 +17446,7 @@
             </w:pPr>
             <w:r/>
             <w:r>
-              <w:t>542.00</w:t>
+              <w:t>547.25</w:t>
             </w:r>
           </w:p>
         </w:tc>
@@ -17474,7 +17474,7 @@
             </w:pPr>
             <w:r/>
             <w:r>
-              <w:t>546.00</w:t>
+              <w:t>551.25</w:t>
             </w:r>
           </w:p>
         </w:tc>
@@ -17502,7 +17502,7 @@
             </w:pPr>
             <w:r/>
             <w:r>
-              <w:t>536.75</w:t>
+              <w:t>542.00</w:t>
             </w:r>
           </w:p>
         </w:tc>
@@ -17533,7 +17533,7 @@
               <w:rPr>
                 <w:b/>
               </w:rPr>
-              <w:t>542.50</w:t>
+              <w:t>547.75</w:t>
             </w:r>
           </w:p>
         </w:tc>
@@ -17681,7 +17681,7 @@
             </w:pPr>
             <w:r/>
             <w:r>
-              <w:t>542.50</w:t>
+              <w:t>547.75</w:t>
             </w:r>
           </w:p>
         </w:tc>
@@ -17709,7 +17709,7 @@
             </w:pPr>
             <w:r/>
             <w:r>
-              <w:t>547.25</w:t>
+              <w:t>552.50</w:t>
             </w:r>
           </w:p>
         </w:tc>
@@ -17737,7 +17737,7 @@
             </w:pPr>
             <w:r/>
             <w:r>
-              <w:t>535.50</w:t>
+              <w:t>540.75</w:t>
             </w:r>
           </w:p>
         </w:tc>
@@ -17768,7 +17768,7 @@
               <w:rPr>
                 <w:b/>
               </w:rPr>
-              <w:t>544.50</w:t>
+              <w:t>549.75</w:t>
             </w:r>
           </w:p>
         </w:tc>
@@ -17916,7 +17916,7 @@
             </w:pPr>
             <w:r/>
             <w:r>
-              <w:t>544.50</w:t>
+              <w:t>549.75</w:t>
             </w:r>
           </w:p>
         </w:tc>
@@ -17944,7 +17944,7 @@
             </w:pPr>
             <w:r/>
             <w:r>
-              <w:t>552.50</w:t>
+              <w:t>557.75</w:t>
             </w:r>
           </w:p>
         </w:tc>
@@ -17972,7 +17972,7 @@
             </w:pPr>
             <w:r/>
             <w:r>
-              <w:t>537.50</w:t>
+              <w:t>542.75</w:t>
             </w:r>
           </w:p>
         </w:tc>
@@ -18003,7 +18003,7 @@
               <w:rPr>
                 <w:b/>
               </w:rPr>
-              <w:t>546.00</w:t>
+              <w:t>551.25</w:t>
             </w:r>
           </w:p>
         </w:tc>
@@ -18151,7 +18151,7 @@
             </w:pPr>
             <w:r/>
             <w:r>
-              <w:t>546.00</w:t>
+              <w:t>551.25</w:t>
             </w:r>
           </w:p>
         </w:tc>
@@ -18179,7 +18179,7 @@
             </w:pPr>
             <w:r/>
             <w:r>
-              <w:t>550.50</w:t>
+              <w:t>555.75</w:t>
             </w:r>
           </w:p>
         </w:tc>
@@ -18207,7 +18207,7 @@
             </w:pPr>
             <w:r/>
             <w:r>
-              <w:t>541.75</w:t>
+              <w:t>547.00</w:t>
             </w:r>
           </w:p>
         </w:tc>
@@ -18238,7 +18238,7 @@
               <w:rPr>
                 <w:b/>
               </w:rPr>
-              <w:t>545.50</w:t>
+              <w:t>550.75</w:t>
             </w:r>
           </w:p>
         </w:tc>
@@ -18386,7 +18386,7 @@
             </w:pPr>
             <w:r/>
             <w:r>
-              <w:t>545.50</w:t>
+              <w:t>550.75</w:t>
             </w:r>
           </w:p>
         </w:tc>
@@ -18414,7 +18414,7 @@
             </w:pPr>
             <w:r/>
             <w:r>
-              <w:t>547.75</w:t>
+              <w:t>553.00</w:t>
             </w:r>
           </w:p>
         </w:tc>
@@ -18442,7 +18442,7 @@
             </w:pPr>
             <w:r/>
             <w:r>
-              <w:t>542.75</w:t>
+              <w:t>548.00</w:t>
             </w:r>
           </w:p>
         </w:tc>
@@ -18473,7 +18473,7 @@
               <w:rPr>
                 <w:b/>
               </w:rPr>
-              <w:t>545.25</w:t>
+              <w:t>550.50</w:t>
             </w:r>
           </w:p>
         </w:tc>
@@ -18621,7 +18621,7 @@
             </w:pPr>
             <w:r/>
             <w:r>
-              <w:t>545.25</w:t>
+              <w:t>550.50</w:t>
             </w:r>
           </w:p>
         </w:tc>
@@ -18649,7 +18649,7 @@
             </w:pPr>
             <w:r/>
             <w:r>
-              <w:t>547.25</w:t>
+              <w:t>552.50</w:t>
             </w:r>
           </w:p>
         </w:tc>
@@ -18677,7 +18677,7 @@
             </w:pPr>
             <w:r/>
             <w:r>
-              <w:t>540.75</w:t>
+              <w:t>546.00</w:t>
             </w:r>
           </w:p>
         </w:tc>
@@ -18708,7 +18708,7 @@
               <w:rPr>
                 <w:b/>
               </w:rPr>
-              <w:t>545.50</w:t>
+              <w:t>550.75</w:t>
             </w:r>
           </w:p>
         </w:tc>
@@ -18856,7 +18856,7 @@
             </w:pPr>
             <w:r/>
             <w:r>
-              <w:t>545.50</w:t>
+              <w:t>550.75</w:t>
             </w:r>
           </w:p>
         </w:tc>
@@ -18884,7 +18884,7 @@
             </w:pPr>
             <w:r/>
             <w:r>
-              <w:t>549.25</w:t>
+              <w:t>554.50</w:t>
             </w:r>
           </w:p>
         </w:tc>
@@ -18912,7 +18912,7 @@
             </w:pPr>
             <w:r/>
             <w:r>
-              <w:t>542.75</w:t>
+              <w:t>548.00</w:t>
             </w:r>
           </w:p>
         </w:tc>
@@ -18943,7 +18943,7 @@
               <w:rPr>
                 <w:b/>
               </w:rPr>
-              <w:t>546.00</w:t>
+              <w:t>551.25</w:t>
             </w:r>
           </w:p>
         </w:tc>
@@ -19091,7 +19091,7 @@
             </w:pPr>
             <w:r/>
             <w:r>
-              <w:t>546.00</w:t>
+              <w:t>551.25</w:t>
             </w:r>
           </w:p>
         </w:tc>
@@ -19119,7 +19119,7 @@
             </w:pPr>
             <w:r/>
             <w:r>
-              <w:t>549.00</w:t>
+              <w:t>554.25</w:t>
             </w:r>
           </w:p>
         </w:tc>
@@ -19147,7 +19147,7 @@
             </w:pPr>
             <w:r/>
             <w:r>
-              <w:t>541.50</w:t>
+              <w:t>546.75</w:t>
             </w:r>
           </w:p>
         </w:tc>
@@ -19178,7 +19178,7 @@
               <w:rPr>
                 <w:b/>
               </w:rPr>
-              <w:t>546.25</w:t>
+              <w:t>551.50</w:t>
             </w:r>
           </w:p>
         </w:tc>
@@ -19326,7 +19326,7 @@
             </w:pPr>
             <w:r/>
             <w:r>
-              <w:t>546.25</w:t>
+              <w:t>551.50</w:t>
             </w:r>
           </w:p>
         </w:tc>
@@ -19354,7 +19354,7 @@
             </w:pPr>
             <w:r/>
             <w:r>
-              <w:t>550.50</w:t>
+              <w:t>555.75</w:t>
             </w:r>
           </w:p>
         </w:tc>
@@ -19382,7 +19382,7 @@
             </w:pPr>
             <w:r/>
             <w:r>
-              <w:t>543.00</w:t>
+              <w:t>548.25</w:t>
             </w:r>
           </w:p>
         </w:tc>
@@ -19413,7 +19413,7 @@
               <w:rPr>
                 <w:b/>
               </w:rPr>
-              <w:t>547.00</w:t>
+              <w:t>552.25</w:t>
             </w:r>
           </w:p>
         </w:tc>
@@ -19561,7 +19561,7 @@
             </w:pPr>
             <w:r/>
             <w:r>
-              <w:t>547.00</w:t>
+              <w:t>552.25</w:t>
             </w:r>
           </w:p>
         </w:tc>
@@ -19589,7 +19589,7 @@
             </w:pPr>
             <w:r/>
             <w:r>
-              <w:t>550.50</w:t>
+              <w:t>555.75</w:t>
             </w:r>
           </w:p>
         </w:tc>
@@ -19617,7 +19617,7 @@
             </w:pPr>
             <w:r/>
             <w:r>
-              <w:t>544.75</w:t>
+              <w:t>550.00</w:t>
             </w:r>
           </w:p>
         </w:tc>
@@ -19648,7 +19648,7 @@
               <w:rPr>
                 <w:b/>
               </w:rPr>
-              <w:t>547.00</w:t>
+              <w:t>552.25</w:t>
             </w:r>
           </w:p>
         </w:tc>
@@ -19796,7 +19796,7 @@
             </w:pPr>
             <w:r/>
             <w:r>
-              <w:t>547.00</w:t>
+              <w:t>552.25</w:t>
             </w:r>
           </w:p>
         </w:tc>
@@ -19824,7 +19824,7 @@
             </w:pPr>
             <w:r/>
             <w:r>
-              <w:t>550.75</w:t>
+              <w:t>556.00</w:t>
             </w:r>
           </w:p>
         </w:tc>
@@ -19852,7 +19852,7 @@
             </w:pPr>
             <w:r/>
             <w:r>
-              <w:t>543.50</w:t>
+              <w:t>548.75</w:t>
             </w:r>
           </w:p>
         </w:tc>
@@ -19883,7 +19883,7 @@
               <w:rPr>
                 <w:b/>
               </w:rPr>
-              <w:t>546.75</w:t>
+              <w:t>552.00</w:t>
             </w:r>
           </w:p>
         </w:tc>
@@ -20031,7 +20031,7 @@
             </w:pPr>
             <w:r/>
             <w:r>
-              <w:t>546.75</w:t>
+              <w:t>552.00</w:t>
             </w:r>
           </w:p>
         </w:tc>
@@ -20059,7 +20059,7 @@
             </w:pPr>
             <w:r/>
             <w:r>
-              <w:t>550.25</w:t>
+              <w:t>555.50</w:t>
             </w:r>
           </w:p>
         </w:tc>
@@ -20087,7 +20087,7 @@
             </w:pPr>
             <w:r/>
             <w:r>
-              <w:t>543.50</w:t>
+              <w:t>548.75</w:t>
             </w:r>
           </w:p>
         </w:tc>
@@ -20118,7 +20118,7 @@
               <w:rPr>
                 <w:b/>
               </w:rPr>
-              <w:t>546.50</w:t>
+              <w:t>551.75</w:t>
             </w:r>
           </w:p>
         </w:tc>
@@ -20266,7 +20266,7 @@
             </w:pPr>
             <w:r/>
             <w:r>
-              <w:t>546.50</w:t>
+              <w:t>551.75</w:t>
             </w:r>
           </w:p>
         </w:tc>
@@ -20294,7 +20294,7 @@
             </w:pPr>
             <w:r/>
             <w:r>
-              <w:t>549.50</w:t>
+              <w:t>554.75</w:t>
             </w:r>
           </w:p>
         </w:tc>
@@ -20322,7 +20322,7 @@
             </w:pPr>
             <w:r/>
             <w:r>
-              <w:t>543.75</w:t>
+              <w:t>549.00</w:t>
             </w:r>
           </w:p>
         </w:tc>
@@ -20353,7 +20353,7 @@
               <w:rPr>
                 <w:b/>
               </w:rPr>
-              <w:t>546.75</w:t>
+              <w:t>552.00</w:t>
             </w:r>
           </w:p>
         </w:tc>
@@ -20501,7 +20501,7 @@
             </w:pPr>
             <w:r/>
             <w:r>
-              <w:t>546.75</w:t>
+              <w:t>552.00</w:t>
             </w:r>
           </w:p>
         </w:tc>
@@ -20529,7 +20529,7 @@
             </w:pPr>
             <w:r/>
             <w:r>
-              <w:t>549.75</w:t>
+              <w:t>555.00</w:t>
             </w:r>
           </w:p>
         </w:tc>
@@ -20557,7 +20557,7 @@
             </w:pPr>
             <w:r/>
             <w:r>
-              <w:t>544.00</w:t>
+              <w:t>549.25</w:t>
             </w:r>
           </w:p>
         </w:tc>
@@ -20588,7 +20588,7 @@
               <w:rPr>
                 <w:b/>
               </w:rPr>
-              <w:t>546.75</w:t>
+              <w:t>552.00</w:t>
             </w:r>
           </w:p>
         </w:tc>
@@ -20736,7 +20736,7 @@
             </w:pPr>
             <w:r/>
             <w:r>
-              <w:t>546.75</w:t>
+              <w:t>552.00</w:t>
             </w:r>
           </w:p>
         </w:tc>
@@ -20764,7 +20764,7 @@
             </w:pPr>
             <w:r/>
             <w:r>
-              <w:t>550.75</w:t>
+              <w:t>556.00</w:t>
             </w:r>
           </w:p>
         </w:tc>
@@ -20792,7 +20792,7 @@
             </w:pPr>
             <w:r/>
             <w:r>
-              <w:t>543.25</w:t>
+              <w:t>548.50</w:t>
             </w:r>
           </w:p>
         </w:tc>
@@ -20823,7 +20823,7 @@
               <w:rPr>
                 <w:b/>
               </w:rPr>
-              <w:t>547.25</w:t>
+              <w:t>552.50</w:t>
             </w:r>
           </w:p>
         </w:tc>
@@ -20971,7 +20971,7 @@
             </w:pPr>
             <w:r/>
             <w:r>
-              <w:t>547.25</w:t>
+              <w:t>552.50</w:t>
             </w:r>
           </w:p>
         </w:tc>
@@ -20999,7 +20999,7 @@
             </w:pPr>
             <w:r/>
             <w:r>
-              <w:t>551.25</w:t>
+              <w:t>556.50</w:t>
             </w:r>
           </w:p>
         </w:tc>
@@ -21027,7 +21027,7 @@
             </w:pPr>
             <w:r/>
             <w:r>
-              <w:t>545.50</w:t>
+              <w:t>550.75</w:t>
             </w:r>
           </w:p>
         </w:tc>
@@ -21058,7 +21058,7 @@
               <w:rPr>
                 <w:b/>
               </w:rPr>
-              <w:t>547.00</w:t>
+              <w:t>552.25</w:t>
             </w:r>
           </w:p>
         </w:tc>
@@ -21781,7 +21781,7 @@
         <w:t>Giá Chốt Phiên (Close):</w:t>
       </w:r>
       <w:r>
-        <w:t xml:space="preserve"> 734.00 cents | </w:t>
+        <w:t xml:space="preserve"> 758.50 cents | </w:t>
       </w:r>
       <w:r>
         <w:rPr>
@@ -21796,10 +21796,10 @@
         <w:rPr>
           <w:b/>
         </w:rPr>
-        <w:t>`737.02 cents`</w:t>
+        <w:t>`762.20 cents`</w:t>
       </w:r>
       <w:r>
-        <w:t xml:space="preserve"> (+3.02).</w:t>
+        <w:t xml:space="preserve"> (+3.70).</w:t>
       </w:r>
     </w:p>
     <w:p>
@@ -21820,7 +21820,7 @@
         <w:rPr>
           <w:b/>
         </w:rPr>
-        <w:t>`8,976`</w:t>
+        <w:t>`11,608`</w:t>
       </w:r>
       <w:r>
         <w:t xml:space="preserve"> (Chênh lệch: </w:t>
@@ -21829,7 +21829,7 @@
         <w:rPr>
           <w:b/>
         </w:rPr>
-        <w:t>`-151,582`</w:t>
+        <w:t>`+2,632`</w:t>
       </w:r>
       <w:r>
         <w:t xml:space="preserve">) | OI: </w:t>
@@ -21838,7 +21838,7 @@
         <w:rPr>
           <w:b/>
         </w:rPr>
-        <w:t>`0`</w:t>
+        <w:t>`268,273`</w:t>
       </w:r>
       <w:r>
         <w:t xml:space="preserve"> (Chênh lệch: </w:t>
@@ -21847,7 +21847,7 @@
         <w:rPr>
           <w:b/>
         </w:rPr>
-        <w:t>`-268,273`</w:t>
+        <w:t>`+268,273`</w:t>
       </w:r>
       <w:r>
         <w:t>)</w:t>
@@ -21891,9 +21891,9 @@
       <w:r>
         <w:rPr>
           <w:b/>
-          <w:color w:val="B91C1C"/>
+          <w:color w:val="15803D"/>
         </w:rPr>
-        <w:t>`Tăng yếu / Rủi ro đảo chiều (Short Covering Rally)`</w:t>
+        <w:t>`Tăng mạnh mẽ (Strong Bullish / Long Buildup)`</w:t>
       </w:r>
     </w:p>
     <w:p>
@@ -22163,7 +22163,7 @@
               <w:rPr>
                 <w:b/>
               </w:rPr>
-              <w:t>97.30</w:t>
+              <w:t>97.76</w:t>
             </w:r>
           </w:p>
         </w:tc>
@@ -22194,7 +22194,7 @@
               <w:rPr>
                 <w:b/>
               </w:rPr>
-              <w:t>+1.06%</w:t>
+              <w:t>+0.00%</w:t>
             </w:r>
           </w:p>
         </w:tc>
@@ -22286,7 +22286,7 @@
               <w:rPr>
                 <w:b/>
               </w:rPr>
-              <w:t>99.18</w:t>
+              <w:t>98.83</w:t>
             </w:r>
           </w:p>
         </w:tc>
@@ -22317,7 +22317,7 @@
               <w:rPr>
                 <w:b/>
               </w:rPr>
-              <w:t>+0.02%</w:t>
+              <w:t>+0.00%</w:t>
             </w:r>
           </w:p>
         </w:tc>
@@ -22921,7 +22921,7 @@
         <w:t xml:space="preserve"> EMA_21 </w:t>
       </w:r>
       <w:r>
-        <w:t xml:space="preserve"> (746.43) &lt; </w:t>
+        <w:t xml:space="preserve"> (747.53) &lt; </w:t>
       </w:r>
       <w:r>
         <w:rPr>
@@ -22932,7 +22932,7 @@
         <w:t xml:space="preserve"> EMA_50 </w:t>
       </w:r>
       <w:r>
-        <w:t xml:space="preserve"> (754.24).</w:t>
+        <w:t xml:space="preserve"> (754.40).</w:t>
       </w:r>
     </w:p>
     <w:p>
@@ -22953,7 +22953,7 @@
         <w:rPr>
           <w:b/>
         </w:rPr>
-        <w:t>`33.30`</w:t>
+        <w:t>`57.41`</w:t>
       </w:r>
       <w:r>
         <w:t xml:space="preserve"> | ATR (14) = </w:t>
@@ -22962,7 +22962,7 @@
         <w:rPr>
           <w:b/>
         </w:rPr>
-        <w:t>`6.30`</w:t>
+        <w:t>`9.06`</w:t>
       </w:r>
       <w:r>
         <w:t xml:space="preserve"> cents | Volatility = </w:t>
@@ -22971,7 +22971,7 @@
         <w:rPr>
           <w:b/>
         </w:rPr>
-        <w:t>`3.00 cents`</w:t>
+        <w:t>`2.75 cents`</w:t>
       </w:r>
       <w:r>
         <w:t>.</w:t>
@@ -22995,7 +22995,7 @@
         <w:rPr>
           <w:b/>
         </w:rPr>
-        <w:t>`730.50`</w:t>
+        <w:t>`744.50`</w:t>
       </w:r>
       <w:r>
         <w:t xml:space="preserve"> | S2: </w:t>
@@ -23013,7 +23013,7 @@
         <w:rPr>
           <w:b/>
         </w:rPr>
-        <w:t>`758.00`</w:t>
+        <w:t>`764.00`</w:t>
       </w:r>
       <w:r>
         <w:t xml:space="preserve"> | R2: </w:t>
@@ -23746,7 +23746,7 @@
           <w:b/>
           <w:color w:val="B91C1C"/>
         </w:rPr>
-        <w:t>`746.43 - 754.24 cents (Canh bán hồi kỹ thuật H1)`</w:t>
+        <w:t>`747.53 - 754.40 cents (Canh bán hồi kỹ thuật H1)`</w:t>
       </w:r>
       <w:r>
         <w:t xml:space="preserve"> | SL: </w:t>
@@ -23755,7 +23755,7 @@
         <w:rPr>
           <w:b/>
         </w:rPr>
-        <w:t>`804.45 cents (Trên kháng cự R2 + 1.5x ATR)`</w:t>
+        <w:t>`808.59 cents (Trên kháng cự R2 + 1.5x ATR)`</w:t>
       </w:r>
       <w:r>
         <w:t xml:space="preserve"> | TP: </w:t>
@@ -23766,7 +23766,7 @@
           <w:color w:val="D97706"/>
           <w:sz w:val="19"/>
         </w:rPr>
-        <w:t xml:space="preserve"> 730.50 cents </w:t>
+        <w:t xml:space="preserve"> 744.50 cents </w:t>
       </w:r>
       <w:r>
         <w:t xml:space="preserve"> / </w:t>
@@ -23792,7 +23792,7 @@
         <w:rPr>
           <w:b/>
         </w:rPr>
-        <w:t>Trung hạn (Swing Trades - HĐ ZWH27):</w:t>
+        <w:t>Trung hạn (Swing Trades - HĐ ZWZ26):</w:t>
       </w:r>
     </w:p>
     <w:p>
@@ -23817,7 +23817,7 @@
         <w:rPr>
           <w:b/>
         </w:rPr>
-        <w:t>`726.50 - 728.50 cents`</w:t>
+        <w:t>`742.50 - 744.50 cents`</w:t>
       </w:r>
       <w:r>
         <w:t xml:space="preserve"> | SL: </w:t>
@@ -23826,7 +23826,7 @@
         <w:rPr>
           <w:b/>
         </w:rPr>
-        <w:t>`656.49 cents`</w:t>
+        <w:t>`636.19 cents`</w:t>
       </w:r>
       <w:r>
         <w:t xml:space="preserve"> | TP: </w:t>
@@ -23835,7 +23835,7 @@
         <w:rPr>
           <w:b/>
         </w:rPr>
-        <w:t>`774.25 cents (Đón sóng hồi trung hạn ~14.5 giá)`</w:t>
+        <w:t>`764.00 cents (Đón sóng hồi trung hạn ~14.5 giá)`</w:t>
       </w:r>
       <w:r>
         <w:t>.</w:t>
@@ -23863,7 +23863,7 @@
         <w:rPr>
           <w:b/>
         </w:rPr>
-        <w:t>`774.25 - 776.25 cents`</w:t>
+        <w:t>`764.00 - 766.00 cents`</w:t>
       </w:r>
       <w:r>
         <w:t xml:space="preserve"> | SL: </w:t>
@@ -23872,7 +23872,7 @@
         <w:rPr>
           <w:b/>
         </w:rPr>
-        <w:t>`780.26 cents`</w:t>
+        <w:t>`773.06 cents`</w:t>
       </w:r>
       <w:r>
         <w:t xml:space="preserve"> | TP: </w:t>
@@ -23881,7 +23881,7 @@
         <w:rPr>
           <w:b/>
         </w:rPr>
-        <w:t>`662.50 cents (Thuận xu hướng giảm ngắn hạn)`</w:t>
+        <w:t>`645.25 cents (Thuận xu hướng giảm ngắn hạn)`</w:t>
       </w:r>
       <w:r>
         <w:t>.</w:t>
@@ -23921,7 +23921,7 @@
         <w:rPr>
           <w:b/>
         </w:rPr>
-        <w:t>`620.06 - 645.25 cents`</w:t>
+        <w:t>`609.02 - 645.25 cents`</w:t>
       </w:r>
     </w:p>
     <w:p>
@@ -24328,7 +24328,7 @@
             </w:pPr>
             <w:r/>
             <w:r>
-              <w:t>734.00</w:t>
+              <w:t>758.50</w:t>
             </w:r>
           </w:p>
         </w:tc>
@@ -24356,7 +24356,7 @@
             </w:pPr>
             <w:r/>
             <w:r>
-              <w:t>745.25</w:t>
+              <w:t>769.75</w:t>
             </w:r>
           </w:p>
         </w:tc>
@@ -24384,7 +24384,7 @@
             </w:pPr>
             <w:r/>
             <w:r>
-              <w:t>728.50</w:t>
+              <w:t>753.00</w:t>
             </w:r>
           </w:p>
         </w:tc>
@@ -24415,7 +24415,7 @@
               <w:rPr>
                 <w:b/>
               </w:rPr>
-              <w:t>733.25</w:t>
+              <w:t>757.75</w:t>
             </w:r>
           </w:p>
         </w:tc>
@@ -24563,7 +24563,7 @@
             </w:pPr>
             <w:r/>
             <w:r>
-              <w:t>733.25</w:t>
+              <w:t>757.75</w:t>
             </w:r>
           </w:p>
         </w:tc>
@@ -24591,7 +24591,7 @@
             </w:pPr>
             <w:r/>
             <w:r>
-              <w:t>740.75</w:t>
+              <w:t>765.25</w:t>
             </w:r>
           </w:p>
         </w:tc>
@@ -24619,7 +24619,7 @@
             </w:pPr>
             <w:r/>
             <w:r>
-              <w:t>727.25</w:t>
+              <w:t>751.75</w:t>
             </w:r>
           </w:p>
         </w:tc>
@@ -24650,7 +24650,7 @@
               <w:rPr>
                 <w:b/>
               </w:rPr>
-              <w:t>732.75</w:t>
+              <w:t>757.25</w:t>
             </w:r>
           </w:p>
         </w:tc>
@@ -24798,7 +24798,7 @@
             </w:pPr>
             <w:r/>
             <w:r>
-              <w:t>732.75</w:t>
+              <w:t>757.25</w:t>
             </w:r>
           </w:p>
         </w:tc>
@@ -24826,7 +24826,7 @@
             </w:pPr>
             <w:r/>
             <w:r>
-              <w:t>746.50</w:t>
+              <w:t>771.00</w:t>
             </w:r>
           </w:p>
         </w:tc>
@@ -24854,7 +24854,7 @@
             </w:pPr>
             <w:r/>
             <w:r>
-              <w:t>718.00</w:t>
+              <w:t>742.50</w:t>
             </w:r>
           </w:p>
         </w:tc>
@@ -24885,7 +24885,7 @@
               <w:rPr>
                 <w:b/>
               </w:rPr>
-              <w:t>734.75</w:t>
+              <w:t>759.25</w:t>
             </w:r>
           </w:p>
         </w:tc>
@@ -25033,7 +25033,7 @@
             </w:pPr>
             <w:r/>
             <w:r>
-              <w:t>734.75</w:t>
+              <w:t>759.25</w:t>
             </w:r>
           </w:p>
         </w:tc>
@@ -25061,7 +25061,7 @@
             </w:pPr>
             <w:r/>
             <w:r>
-              <w:t>748.00</w:t>
+              <w:t>772.50</w:t>
             </w:r>
           </w:p>
         </w:tc>
@@ -25089,7 +25089,7 @@
             </w:pPr>
             <w:r/>
             <w:r>
-              <w:t>726.50</w:t>
+              <w:t>751.00</w:t>
             </w:r>
           </w:p>
         </w:tc>
@@ -25120,7 +25120,7 @@
               <w:rPr>
                 <w:b/>
               </w:rPr>
-              <w:t>736.00</w:t>
+              <w:t>760.50</w:t>
             </w:r>
           </w:p>
         </w:tc>
@@ -25268,7 +25268,7 @@
             </w:pPr>
             <w:r/>
             <w:r>
-              <w:t>736.00</w:t>
+              <w:t>760.50</w:t>
             </w:r>
           </w:p>
         </w:tc>
@@ -25296,7 +25296,7 @@
             </w:pPr>
             <w:r/>
             <w:r>
-              <w:t>752.50</w:t>
+              <w:t>777.00</w:t>
             </w:r>
           </w:p>
         </w:tc>
@@ -25324,7 +25324,7 @@
             </w:pPr>
             <w:r/>
             <w:r>
-              <w:t>725.50</w:t>
+              <w:t>750.00</w:t>
             </w:r>
           </w:p>
         </w:tc>
@@ -25355,7 +25355,7 @@
               <w:rPr>
                 <w:b/>
               </w:rPr>
-              <w:t>740.50</w:t>
+              <w:t>765.00</w:t>
             </w:r>
           </w:p>
         </w:tc>
@@ -25503,7 +25503,7 @@
             </w:pPr>
             <w:r/>
             <w:r>
-              <w:t>740.50</w:t>
+              <w:t>765.00</w:t>
             </w:r>
           </w:p>
         </w:tc>
@@ -25531,7 +25531,7 @@
             </w:pPr>
             <w:r/>
             <w:r>
-              <w:t>748.25</w:t>
+              <w:t>772.75</w:t>
             </w:r>
           </w:p>
         </w:tc>
@@ -25559,7 +25559,7 @@
             </w:pPr>
             <w:r/>
             <w:r>
-              <w:t>729.50</w:t>
+              <w:t>754.00</w:t>
             </w:r>
           </w:p>
         </w:tc>
@@ -25590,7 +25590,7 @@
               <w:rPr>
                 <w:b/>
               </w:rPr>
-              <w:t>741.75</w:t>
+              <w:t>766.25</w:t>
             </w:r>
           </w:p>
         </w:tc>
@@ -25738,7 +25738,7 @@
             </w:pPr>
             <w:r/>
             <w:r>
-              <w:t>741.75</w:t>
+              <w:t>766.25</w:t>
             </w:r>
           </w:p>
         </w:tc>
@@ -25766,7 +25766,7 @@
             </w:pPr>
             <w:r/>
             <w:r>
-              <w:t>750.00</w:t>
+              <w:t>774.50</w:t>
             </w:r>
           </w:p>
         </w:tc>
@@ -25794,7 +25794,7 @@
             </w:pPr>
             <w:r/>
             <w:r>
-              <w:t>731.25</w:t>
+              <w:t>755.75</w:t>
             </w:r>
           </w:p>
         </w:tc>
@@ -25825,7 +25825,7 @@
               <w:rPr>
                 <w:b/>
               </w:rPr>
-              <w:t>743.50</w:t>
+              <w:t>768.00</w:t>
             </w:r>
           </w:p>
         </w:tc>
@@ -25973,7 +25973,7 @@
             </w:pPr>
             <w:r/>
             <w:r>
-              <w:t>743.50</w:t>
+              <w:t>768.00</w:t>
             </w:r>
           </w:p>
         </w:tc>
@@ -26001,7 +26001,7 @@
             </w:pPr>
             <w:r/>
             <w:r>
-              <w:t>755.75</w:t>
+              <w:t>780.25</w:t>
             </w:r>
           </w:p>
         </w:tc>
@@ -26029,7 +26029,7 @@
             </w:pPr>
             <w:r/>
             <w:r>
-              <w:t>733.75</w:t>
+              <w:t>758.25</w:t>
             </w:r>
           </w:p>
         </w:tc>
@@ -26060,7 +26060,7 @@
               <w:rPr>
                 <w:b/>
               </w:rPr>
-              <w:t>742.50</w:t>
+              <w:t>767.00</w:t>
             </w:r>
           </w:p>
         </w:tc>
@@ -26208,7 +26208,7 @@
             </w:pPr>
             <w:r/>
             <w:r>
-              <w:t>742.50</w:t>
+              <w:t>767.00</w:t>
             </w:r>
           </w:p>
         </w:tc>
@@ -26236,7 +26236,7 @@
             </w:pPr>
             <w:r/>
             <w:r>
-              <w:t>753.00</w:t>
+              <w:t>777.50</w:t>
             </w:r>
           </w:p>
         </w:tc>
@@ -26264,7 +26264,7 @@
             </w:pPr>
             <w:r/>
             <w:r>
-              <w:t>727.75</w:t>
+              <w:t>752.25</w:t>
             </w:r>
           </w:p>
         </w:tc>
@@ -26295,7 +26295,7 @@
               <w:rPr>
                 <w:b/>
               </w:rPr>
-              <w:t>744.75</w:t>
+              <w:t>769.25</w:t>
             </w:r>
           </w:p>
         </w:tc>
@@ -26443,7 +26443,7 @@
             </w:pPr>
             <w:r/>
             <w:r>
-              <w:t>744.75</w:t>
+              <w:t>769.25</w:t>
             </w:r>
           </w:p>
         </w:tc>
@@ -26471,7 +26471,7 @@
             </w:pPr>
             <w:r/>
             <w:r>
-              <w:t>755.25</w:t>
+              <w:t>779.75</w:t>
             </w:r>
           </w:p>
         </w:tc>
@@ -26499,7 +26499,7 @@
             </w:pPr>
             <w:r/>
             <w:r>
-              <w:t>738.50</w:t>
+              <w:t>763.00</w:t>
             </w:r>
           </w:p>
         </w:tc>
@@ -26530,7 +26530,7 @@
               <w:rPr>
                 <w:b/>
               </w:rPr>
-              <w:t>745.50</w:t>
+              <w:t>770.00</w:t>
             </w:r>
           </w:p>
         </w:tc>
@@ -26678,7 +26678,7 @@
             </w:pPr>
             <w:r/>
             <w:r>
-              <w:t>745.50</w:t>
+              <w:t>770.00</w:t>
             </w:r>
           </w:p>
         </w:tc>
@@ -26706,7 +26706,7 @@
             </w:pPr>
             <w:r/>
             <w:r>
-              <w:t>759.75</w:t>
+              <w:t>784.25</w:t>
             </w:r>
           </w:p>
         </w:tc>
@@ -26734,7 +26734,7 @@
             </w:pPr>
             <w:r/>
             <w:r>
-              <w:t>730.75</w:t>
+              <w:t>755.25</w:t>
             </w:r>
           </w:p>
         </w:tc>
@@ -26765,7 +26765,7 @@
               <w:rPr>
                 <w:b/>
               </w:rPr>
-              <w:t>747.50</w:t>
+              <w:t>772.00</w:t>
             </w:r>
           </w:p>
         </w:tc>
@@ -26913,7 +26913,7 @@
             </w:pPr>
             <w:r/>
             <w:r>
-              <w:t>747.50</w:t>
+              <w:t>772.00</w:t>
             </w:r>
           </w:p>
         </w:tc>
@@ -26941,7 +26941,7 @@
             </w:pPr>
             <w:r/>
             <w:r>
-              <w:t>754.00</w:t>
+              <w:t>778.50</w:t>
             </w:r>
           </w:p>
         </w:tc>
@@ -26969,7 +26969,7 @@
             </w:pPr>
             <w:r/>
             <w:r>
-              <w:t>740.75</w:t>
+              <w:t>765.25</w:t>
             </w:r>
           </w:p>
         </w:tc>
@@ -27000,7 +27000,7 @@
               <w:rPr>
                 <w:b/>
               </w:rPr>
-              <w:t>747.75</w:t>
+              <w:t>772.25</w:t>
             </w:r>
           </w:p>
         </w:tc>
@@ -27148,7 +27148,7 @@
             </w:pPr>
             <w:r/>
             <w:r>
-              <w:t>747.75</w:t>
+              <w:t>772.25</w:t>
             </w:r>
           </w:p>
         </w:tc>
@@ -27176,7 +27176,7 @@
             </w:pPr>
             <w:r/>
             <w:r>
-              <w:t>758.00</w:t>
+              <w:t>782.50</w:t>
             </w:r>
           </w:p>
         </w:tc>
@@ -27204,7 +27204,7 @@
             </w:pPr>
             <w:r/>
             <w:r>
-              <w:t>739.75</w:t>
+              <w:t>764.25</w:t>
             </w:r>
           </w:p>
         </w:tc>
@@ -27235,7 +27235,7 @@
               <w:rPr>
                 <w:b/>
               </w:rPr>
-              <w:t>748.25</w:t>
+              <w:t>772.75</w:t>
             </w:r>
           </w:p>
         </w:tc>
@@ -27383,7 +27383,7 @@
             </w:pPr>
             <w:r/>
             <w:r>
-              <w:t>748.25</w:t>
+              <w:t>772.75</w:t>
             </w:r>
           </w:p>
         </w:tc>
@@ -27411,7 +27411,7 @@
             </w:pPr>
             <w:r/>
             <w:r>
-              <w:t>755.25</w:t>
+              <w:t>779.75</w:t>
             </w:r>
           </w:p>
         </w:tc>
@@ -27439,7 +27439,7 @@
             </w:pPr>
             <w:r/>
             <w:r>
-              <w:t>742.25</w:t>
+              <w:t>766.75</w:t>
             </w:r>
           </w:p>
         </w:tc>
@@ -27470,7 +27470,7 @@
               <w:rPr>
                 <w:b/>
               </w:rPr>
-              <w:t>747.50</w:t>
+              <w:t>772.00</w:t>
             </w:r>
           </w:p>
         </w:tc>
@@ -27618,7 +27618,7 @@
             </w:pPr>
             <w:r/>
             <w:r>
-              <w:t>747.50</w:t>
+              <w:t>772.00</w:t>
             </w:r>
           </w:p>
         </w:tc>
@@ -27646,7 +27646,7 @@
             </w:pPr>
             <w:r/>
             <w:r>
-              <w:t>761.00</w:t>
+              <w:t>785.50</w:t>
             </w:r>
           </w:p>
         </w:tc>
@@ -27674,7 +27674,7 @@
             </w:pPr>
             <w:r/>
             <w:r>
-              <w:t>734.50</w:t>
+              <w:t>759.00</w:t>
             </w:r>
           </w:p>
         </w:tc>
@@ -27705,7 +27705,7 @@
               <w:rPr>
                 <w:b/>
               </w:rPr>
-              <w:t>749.25</w:t>
+              <w:t>773.75</w:t>
             </w:r>
           </w:p>
         </w:tc>
@@ -27853,7 +27853,7 @@
             </w:pPr>
             <w:r/>
             <w:r>
-              <w:t>749.25</w:t>
+              <w:t>773.75</w:t>
             </w:r>
           </w:p>
         </w:tc>
@@ -27881,7 +27881,7 @@
             </w:pPr>
             <w:r/>
             <w:r>
-              <w:t>758.50</w:t>
+              <w:t>783.00</w:t>
             </w:r>
           </w:p>
         </w:tc>
@@ -27909,7 +27909,7 @@
             </w:pPr>
             <w:r/>
             <w:r>
-              <w:t>738.50</w:t>
+              <w:t>763.00</w:t>
             </w:r>
           </w:p>
         </w:tc>
@@ -27940,7 +27940,7 @@
               <w:rPr>
                 <w:b/>
               </w:rPr>
-              <w:t>749.75</w:t>
+              <w:t>774.25</w:t>
             </w:r>
           </w:p>
         </w:tc>
@@ -28088,7 +28088,7 @@
             </w:pPr>
             <w:r/>
             <w:r>
-              <w:t>749.75</w:t>
+              <w:t>774.25</w:t>
             </w:r>
           </w:p>
         </w:tc>
@@ -28116,7 +28116,7 @@
             </w:pPr>
             <w:r/>
             <w:r>
-              <w:t>762.00</w:t>
+              <w:t>786.50</w:t>
             </w:r>
           </w:p>
         </w:tc>
@@ -28144,7 +28144,7 @@
             </w:pPr>
             <w:r/>
             <w:r>
-              <w:t>735.50</w:t>
+              <w:t>760.00</w:t>
             </w:r>
           </w:p>
         </w:tc>
@@ -28175,7 +28175,7 @@
               <w:rPr>
                 <w:b/>
               </w:rPr>
-              <w:t>748.25</w:t>
+              <w:t>772.75</w:t>
             </w:r>
           </w:p>
         </w:tc>
@@ -28323,7 +28323,7 @@
             </w:pPr>
             <w:r/>
             <w:r>
-              <w:t>748.25</w:t>
+              <w:t>772.75</w:t>
             </w:r>
           </w:p>
         </w:tc>
@@ -28351,7 +28351,7 @@
             </w:pPr>
             <w:r/>
             <w:r>
-              <w:t>755.25</w:t>
+              <w:t>779.75</w:t>
             </w:r>
           </w:p>
         </w:tc>
@@ -28379,7 +28379,7 @@
             </w:pPr>
             <w:r/>
             <w:r>
-              <w:t>738.75</w:t>
+              <w:t>763.25</w:t>
             </w:r>
           </w:p>
         </w:tc>
@@ -28410,7 +28410,7 @@
               <w:rPr>
                 <w:b/>
               </w:rPr>
-              <w:t>748.75</w:t>
+              <w:t>773.25</w:t>
             </w:r>
           </w:p>
         </w:tc>
@@ -28558,7 +28558,7 @@
             </w:pPr>
             <w:r/>
             <w:r>
-              <w:t>748.75</w:t>
+              <w:t>773.25</w:t>
             </w:r>
           </w:p>
         </w:tc>
@@ -28586,7 +28586,7 @@
             </w:pPr>
             <w:r/>
             <w:r>
-              <w:t>759.25</w:t>
+              <w:t>783.75</w:t>
             </w:r>
           </w:p>
         </w:tc>
@@ -28614,7 +28614,7 @@
             </w:pPr>
             <w:r/>
             <w:r>
-              <w:t>741.50</w:t>
+              <w:t>766.00</w:t>
             </w:r>
           </w:p>
         </w:tc>
@@ -28645,7 +28645,7 @@
               <w:rPr>
                 <w:b/>
               </w:rPr>
-              <w:t>748.50</w:t>
+              <w:t>773.00</w:t>
             </w:r>
           </w:p>
         </w:tc>
@@ -28793,7 +28793,7 @@
             </w:pPr>
             <w:r/>
             <w:r>
-              <w:t>748.50</w:t>
+              <w:t>773.00</w:t>
             </w:r>
           </w:p>
         </w:tc>
@@ -28821,7 +28821,7 @@
             </w:pPr>
             <w:r/>
             <w:r>
-              <w:t>758.25</w:t>
+              <w:t>782.75</w:t>
             </w:r>
           </w:p>
         </w:tc>
@@ -28849,7 +28849,7 @@
             </w:pPr>
             <w:r/>
             <w:r>
-              <w:t>738.75</w:t>
+              <w:t>763.25</w:t>
             </w:r>
           </w:p>
         </w:tc>
@@ -28880,7 +28880,7 @@
               <w:rPr>
                 <w:b/>
               </w:rPr>
-              <w:t>749.00</w:t>
+              <w:t>773.50</w:t>
             </w:r>
           </w:p>
         </w:tc>
@@ -29028,7 +29028,7 @@
             </w:pPr>
             <w:r/>
             <w:r>
-              <w:t>749.00</w:t>
+              <w:t>773.50</w:t>
             </w:r>
           </w:p>
         </w:tc>
@@ -29056,7 +29056,7 @@
             </w:pPr>
             <w:r/>
             <w:r>
-              <w:t>759.75</w:t>
+              <w:t>784.25</w:t>
             </w:r>
           </w:p>
         </w:tc>
@@ -29084,7 +29084,7 @@
             </w:pPr>
             <w:r/>
             <w:r>
-              <w:t>741.75</w:t>
+              <w:t>766.25</w:t>
             </w:r>
           </w:p>
         </w:tc>
@@ -29115,7 +29115,7 @@
               <w:rPr>
                 <w:b/>
               </w:rPr>
-              <w:t>749.75</w:t>
+              <w:t>774.25</w:t>
             </w:r>
           </w:p>
         </w:tc>
@@ -29263,7 +29263,7 @@
             </w:pPr>
             <w:r/>
             <w:r>
-              <w:t>749.75</w:t>
+              <w:t>774.25</w:t>
             </w:r>
           </w:p>
         </w:tc>
@@ -29291,7 +29291,7 @@
             </w:pPr>
             <w:r/>
             <w:r>
-              <w:t>756.25</w:t>
+              <w:t>780.75</w:t>
             </w:r>
           </w:p>
         </w:tc>
@@ -29319,7 +29319,7 @@
             </w:pPr>
             <w:r/>
             <w:r>
-              <w:t>741.25</w:t>
+              <w:t>765.75</w:t>
             </w:r>
           </w:p>
         </w:tc>
@@ -29350,7 +29350,7 @@
               <w:rPr>
                 <w:b/>
               </w:rPr>
-              <w:t>750.25</w:t>
+              <w:t>774.75</w:t>
             </w:r>
           </w:p>
         </w:tc>
@@ -29498,7 +29498,7 @@
             </w:pPr>
             <w:r/>
             <w:r>
-              <w:t>750.25</w:t>
+              <w:t>774.75</w:t>
             </w:r>
           </w:p>
         </w:tc>
@@ -29526,7 +29526,7 @@
             </w:pPr>
             <w:r/>
             <w:r>
-              <w:t>761.25</w:t>
+              <w:t>785.75</w:t>
             </w:r>
           </w:p>
         </w:tc>
@@ -29554,7 +29554,7 @@
             </w:pPr>
             <w:r/>
             <w:r>
-              <w:t>738.50</w:t>
+              <w:t>763.00</w:t>
             </w:r>
           </w:p>
         </w:tc>
@@ -29585,7 +29585,7 @@
               <w:rPr>
                 <w:b/>
               </w:rPr>
-              <w:t>753.75</w:t>
+              <w:t>778.25</w:t>
             </w:r>
           </w:p>
         </w:tc>
@@ -29733,7 +29733,7 @@
             </w:pPr>
             <w:r/>
             <w:r>
-              <w:t>753.75</w:t>
+              <w:t>778.25</w:t>
             </w:r>
           </w:p>
         </w:tc>
@@ -29761,7 +29761,7 @@
             </w:pPr>
             <w:r/>
             <w:r>
-              <w:t>759.25</w:t>
+              <w:t>783.75</w:t>
             </w:r>
           </w:p>
         </w:tc>
@@ -29789,7 +29789,7 @@
             </w:pPr>
             <w:r/>
             <w:r>
-              <w:t>746.00</w:t>
+              <w:t>770.50</w:t>
             </w:r>
           </w:p>
         </w:tc>
@@ -29820,7 +29820,7 @@
               <w:rPr>
                 <w:b/>
               </w:rPr>
-              <w:t>754.50</w:t>
+              <w:t>779.00</w:t>
             </w:r>
           </w:p>
         </w:tc>
@@ -29968,7 +29968,7 @@
             </w:pPr>
             <w:r/>
             <w:r>
-              <w:t>754.50</w:t>
+              <w:t>779.00</w:t>
             </w:r>
           </w:p>
         </w:tc>
@@ -29996,7 +29996,7 @@
             </w:pPr>
             <w:r/>
             <w:r>
-              <w:t>763.75</w:t>
+              <w:t>788.25</w:t>
             </w:r>
           </w:p>
         </w:tc>
@@ -30024,7 +30024,7 @@
             </w:pPr>
             <w:r/>
             <w:r>
-              <w:t>748.00</w:t>
+              <w:t>772.50</w:t>
             </w:r>
           </w:p>
         </w:tc>
@@ -30055,7 +30055,7 @@
               <w:rPr>
                 <w:b/>
               </w:rPr>
-              <w:t>753.75</w:t>
+              <w:t>778.25</w:t>
             </w:r>
           </w:p>
         </w:tc>
@@ -30203,7 +30203,7 @@
             </w:pPr>
             <w:r/>
             <w:r>
-              <w:t>753.75</w:t>
+              <w:t>778.25</w:t>
             </w:r>
           </w:p>
         </w:tc>
@@ -30231,7 +30231,7 @@
             </w:pPr>
             <w:r/>
             <w:r>
-              <w:t>761.25</w:t>
+              <w:t>785.75</w:t>
             </w:r>
           </w:p>
         </w:tc>
@@ -30259,7 +30259,7 @@
             </w:pPr>
             <w:r/>
             <w:r>
-              <w:t>747.75</w:t>
+              <w:t>772.25</w:t>
             </w:r>
           </w:p>
         </w:tc>
@@ -30290,7 +30290,7 @@
               <w:rPr>
                 <w:b/>
               </w:rPr>
-              <w:t>752.75</w:t>
+              <w:t>777.25</w:t>
             </w:r>
           </w:p>
         </w:tc>
@@ -30438,7 +30438,7 @@
             </w:pPr>
             <w:r/>
             <w:r>
-              <w:t>752.75</w:t>
+              <w:t>777.25</w:t>
             </w:r>
           </w:p>
         </w:tc>
@@ -30466,7 +30466,7 @@
             </w:pPr>
             <w:r/>
             <w:r>
-              <w:t>759.75</w:t>
+              <w:t>784.25</w:t>
             </w:r>
           </w:p>
         </w:tc>
@@ -30494,7 +30494,7 @@
             </w:pPr>
             <w:r/>
             <w:r>
-              <w:t>739.25</w:t>
+              <w:t>763.75</w:t>
             </w:r>
           </w:p>
         </w:tc>
@@ -30525,7 +30525,7 @@
               <w:rPr>
                 <w:b/>
               </w:rPr>
-              <w:t>753.50</w:t>
+              <w:t>778.00</w:t>
             </w:r>
           </w:p>
         </w:tc>
@@ -30673,7 +30673,7 @@
             </w:pPr>
             <w:r/>
             <w:r>
-              <w:t>753.50</w:t>
+              <w:t>778.00</w:t>
             </w:r>
           </w:p>
         </w:tc>
@@ -30701,7 +30701,7 @@
             </w:pPr>
             <w:r/>
             <w:r>
-              <w:t>762.75</w:t>
+              <w:t>787.25</w:t>
             </w:r>
           </w:p>
         </w:tc>
@@ -30729,7 +30729,7 @@
             </w:pPr>
             <w:r/>
             <w:r>
-              <w:t>746.25</w:t>
+              <w:t>770.75</w:t>
             </w:r>
           </w:p>
         </w:tc>
@@ -30760,7 +30760,7 @@
               <w:rPr>
                 <w:b/>
               </w:rPr>
-              <w:t>753.25</w:t>
+              <w:t>777.75</w:t>
             </w:r>
           </w:p>
         </w:tc>
@@ -30908,7 +30908,7 @@
             </w:pPr>
             <w:r/>
             <w:r>
-              <w:t>753.25</w:t>
+              <w:t>777.75</w:t>
             </w:r>
           </w:p>
         </w:tc>
@@ -30936,7 +30936,7 @@
             </w:pPr>
             <w:r/>
             <w:r>
-              <w:t>761.75</w:t>
+              <w:t>786.25</w:t>
             </w:r>
           </w:p>
         </w:tc>
@@ -30964,7 +30964,7 @@
             </w:pPr>
             <w:r/>
             <w:r>
-              <w:t>739.25</w:t>
+              <w:t>763.75</w:t>
             </w:r>
           </w:p>
         </w:tc>
@@ -30995,7 +30995,7 @@
               <w:rPr>
                 <w:b/>
               </w:rPr>
-              <w:t>755.00</w:t>
+              <w:t>779.50</w:t>
             </w:r>
           </w:p>
         </w:tc>
@@ -31143,7 +31143,7 @@
             </w:pPr>
             <w:r/>
             <w:r>
-              <w:t>755.00</w:t>
+              <w:t>779.50</w:t>
             </w:r>
           </w:p>
         </w:tc>
@@ -31171,7 +31171,7 @@
             </w:pPr>
             <w:r/>
             <w:r>
-              <w:t>761.25</w:t>
+              <w:t>785.75</w:t>
             </w:r>
           </w:p>
         </w:tc>
@@ -31199,7 +31199,7 @@
             </w:pPr>
             <w:r/>
             <w:r>
-              <w:t>748.50</w:t>
+              <w:t>773.00</w:t>
             </w:r>
           </w:p>
         </w:tc>
@@ -31230,7 +31230,7 @@
               <w:rPr>
                 <w:b/>
               </w:rPr>
-              <w:t>754.25</w:t>
+              <w:t>778.75</w:t>
             </w:r>
           </w:p>
         </w:tc>
